--- a/Python/PythonForDataEngineers.docx
+++ b/Python/PythonForDataEngineers.docx
@@ -134,50 +134,134 @@
           <w:bCs/>
           <w:color w:val="000000"/>
         </w:rPr>
-        <w:t xml:space="preserve">  </w:t>
-      </w:r>
+        <w:t xml:space="preserve">  Introduction to Python for Data Engineering</w:t>
+      </w:r>
+    </w:p>
+    <w:p>
+      <w:pPr>
+        <w:numPr>
+          <w:ilvl w:val="1"/>
+          <w:numId w:val="1"/>
+        </w:numPr>
+        <w:rPr>
+          <w:color w:val="000000"/>
+        </w:rPr>
+      </w:pPr>
+      <w:r>
+        <w:rPr>
+          <w:color w:val="000000"/>
+        </w:rPr>
+        <w:t>Why Python for Data Engineering?</w:t>
+      </w:r>
+    </w:p>
+    <w:p>
+      <w:pPr>
+        <w:numPr>
+          <w:ilvl w:val="1"/>
+          <w:numId w:val="1"/>
+        </w:numPr>
+        <w:spacing w:before="100" w:beforeAutospacing="1" w:after="100" w:afterAutospacing="1"/>
+        <w:rPr>
+          <w:color w:val="000000"/>
+        </w:rPr>
+      </w:pPr>
+      <w:r>
+        <w:rPr>
+          <w:color w:val="000000"/>
+        </w:rPr>
+        <w:t>Key Python Libraries for Data Engineering</w:t>
+      </w:r>
+    </w:p>
+    <w:p>
+      <w:pPr>
+        <w:numPr>
+          <w:ilvl w:val="0"/>
+          <w:numId w:val="1"/>
+        </w:numPr>
+        <w:spacing w:before="100" w:beforeAutospacing="1" w:after="100" w:afterAutospacing="1"/>
+        <w:rPr>
+          <w:color w:val="000000"/>
+        </w:rPr>
+      </w:pPr>
       <w:r>
         <w:rPr>
           <w:b/>
           <w:bCs/>
           <w:color w:val="000000"/>
         </w:rPr>
-        <w:t>Introduction to Python for Data Engineering</w:t>
-      </w:r>
-    </w:p>
-    <w:p>
-      <w:pPr>
-        <w:numPr>
-          <w:ilvl w:val="1"/>
-          <w:numId w:val="1"/>
-        </w:numPr>
-        <w:rPr>
-          <w:color w:val="000000"/>
-        </w:rPr>
-      </w:pPr>
-      <w:r>
-        <w:rPr>
-          <w:color w:val="000000"/>
-        </w:rPr>
-        <w:t>Why Python for Data Engineering?</w:t>
-      </w:r>
-    </w:p>
-    <w:p>
-      <w:pPr>
-        <w:numPr>
-          <w:ilvl w:val="1"/>
-          <w:numId w:val="1"/>
-        </w:numPr>
-        <w:spacing w:before="100" w:beforeAutospacing="1" w:after="100" w:afterAutospacing="1"/>
-        <w:rPr>
-          <w:color w:val="000000"/>
-        </w:rPr>
-      </w:pPr>
-      <w:r>
-        <w:rPr>
-          <w:color w:val="000000"/>
-        </w:rPr>
-        <w:t>Key Python Libraries for Data Engineering</w:t>
+        <w:t>Python Basics for Data Engineers</w:t>
+      </w:r>
+    </w:p>
+    <w:p>
+      <w:pPr>
+        <w:numPr>
+          <w:ilvl w:val="1"/>
+          <w:numId w:val="1"/>
+        </w:numPr>
+        <w:spacing w:before="100" w:beforeAutospacing="1" w:after="100" w:afterAutospacing="1"/>
+        <w:rPr>
+          <w:color w:val="000000"/>
+        </w:rPr>
+      </w:pPr>
+      <w:r>
+        <w:rPr>
+          <w:color w:val="000000"/>
+        </w:rPr>
+        <w:t>Data Types and Variables</w:t>
+      </w:r>
+    </w:p>
+    <w:p>
+      <w:pPr>
+        <w:numPr>
+          <w:ilvl w:val="1"/>
+          <w:numId w:val="1"/>
+        </w:numPr>
+        <w:spacing w:before="100" w:beforeAutospacing="1" w:after="100" w:afterAutospacing="1"/>
+        <w:rPr>
+          <w:color w:val="000000"/>
+        </w:rPr>
+      </w:pPr>
+      <w:r>
+        <w:rPr>
+          <w:color w:val="000000"/>
+        </w:rPr>
+        <w:t>Control Flow (Loops, Conditionals)</w:t>
+      </w:r>
+    </w:p>
+    <w:p>
+      <w:pPr>
+        <w:numPr>
+          <w:ilvl w:val="1"/>
+          <w:numId w:val="1"/>
+        </w:numPr>
+        <w:spacing w:before="100" w:beforeAutospacing="1" w:after="100" w:afterAutospacing="1"/>
+        <w:rPr>
+          <w:color w:val="000000"/>
+        </w:rPr>
+      </w:pPr>
+      <w:r>
+        <w:rPr>
+          <w:color w:val="000000"/>
+        </w:rPr>
+        <w:t>Functions and Modules</w:t>
+      </w:r>
+    </w:p>
+    <w:p>
+      <w:pPr>
+        <w:numPr>
+          <w:ilvl w:val="1"/>
+          <w:numId w:val="1"/>
+        </w:numPr>
+        <w:spacing w:before="100" w:beforeAutospacing="1" w:after="100" w:afterAutospacing="1"/>
+        <w:rPr>
+          <w:color w:val="000000"/>
+        </w:rPr>
+      </w:pPr>
+      <w:r>
+        <w:rPr>
+          <w:color w:val="000000"/>
+        </w:rPr>
+        <w:t>Exception Handling</w:t>
       </w:r>
     </w:p>
     <w:p>
@@ -197,79 +281,75 @@
           <w:bCs/>
           <w:color w:val="000000"/>
         </w:rPr>
-        <w:t>Python Basics for Data Engineers</w:t>
-      </w:r>
-    </w:p>
-    <w:p>
-      <w:pPr>
-        <w:numPr>
-          <w:ilvl w:val="1"/>
-          <w:numId w:val="1"/>
-        </w:numPr>
-        <w:spacing w:before="100" w:beforeAutospacing="1" w:after="100" w:afterAutospacing="1"/>
-        <w:rPr>
-          <w:color w:val="000000"/>
-        </w:rPr>
-      </w:pPr>
-      <w:r>
-        <w:rPr>
-          <w:color w:val="000000"/>
-        </w:rPr>
-        <w:t>Data Types and Variables</w:t>
-      </w:r>
-    </w:p>
-    <w:p>
-      <w:pPr>
-        <w:numPr>
-          <w:ilvl w:val="1"/>
-          <w:numId w:val="1"/>
-        </w:numPr>
-        <w:spacing w:before="100" w:beforeAutospacing="1" w:after="100" w:afterAutospacing="1"/>
-        <w:rPr>
-          <w:color w:val="000000"/>
-        </w:rPr>
-      </w:pPr>
-      <w:r>
-        <w:rPr>
-          <w:color w:val="000000"/>
-        </w:rPr>
-        <w:t>Control Flow (Loops, Conditionals)</w:t>
-      </w:r>
-    </w:p>
-    <w:p>
-      <w:pPr>
-        <w:numPr>
-          <w:ilvl w:val="1"/>
-          <w:numId w:val="1"/>
-        </w:numPr>
-        <w:spacing w:before="100" w:beforeAutospacing="1" w:after="100" w:afterAutospacing="1"/>
-        <w:rPr>
-          <w:color w:val="000000"/>
-        </w:rPr>
-      </w:pPr>
-      <w:r>
-        <w:rPr>
-          <w:color w:val="000000"/>
-        </w:rPr>
-        <w:t>Functions and Modules</w:t>
-      </w:r>
-    </w:p>
-    <w:p>
-      <w:pPr>
-        <w:numPr>
-          <w:ilvl w:val="1"/>
-          <w:numId w:val="1"/>
-        </w:numPr>
-        <w:spacing w:before="100" w:beforeAutospacing="1" w:after="100" w:afterAutospacing="1"/>
-        <w:rPr>
-          <w:color w:val="000000"/>
-        </w:rPr>
-      </w:pPr>
-      <w:r>
-        <w:rPr>
-          <w:color w:val="000000"/>
-        </w:rPr>
-        <w:t>Exception Handling</w:t>
+        <w:t>Data Structures in Python</w:t>
+      </w:r>
+    </w:p>
+    <w:p>
+      <w:pPr>
+        <w:numPr>
+          <w:ilvl w:val="1"/>
+          <w:numId w:val="1"/>
+        </w:numPr>
+        <w:spacing w:before="100" w:beforeAutospacing="1" w:after="100" w:afterAutospacing="1"/>
+        <w:rPr>
+          <w:color w:val="000000"/>
+        </w:rPr>
+      </w:pPr>
+      <w:r>
+        <w:rPr>
+          <w:color w:val="000000"/>
+        </w:rPr>
+        <w:t>Lists, Tuples, Sets, Dictionaries</w:t>
+      </w:r>
+    </w:p>
+    <w:p>
+      <w:pPr>
+        <w:numPr>
+          <w:ilvl w:val="1"/>
+          <w:numId w:val="1"/>
+        </w:numPr>
+        <w:spacing w:before="100" w:beforeAutospacing="1" w:after="100" w:afterAutospacing="1"/>
+        <w:rPr>
+          <w:color w:val="000000"/>
+        </w:rPr>
+      </w:pPr>
+      <w:r>
+        <w:rPr>
+          <w:color w:val="000000"/>
+        </w:rPr>
+        <w:t>Iterating over Data Structures</w:t>
+      </w:r>
+    </w:p>
+    <w:p>
+      <w:pPr>
+        <w:numPr>
+          <w:ilvl w:val="1"/>
+          <w:numId w:val="1"/>
+        </w:numPr>
+        <w:spacing w:before="100" w:beforeAutospacing="1" w:after="100" w:afterAutospacing="1"/>
+        <w:rPr>
+          <w:color w:val="000000"/>
+        </w:rPr>
+      </w:pPr>
+      <w:r>
+        <w:rPr>
+          <w:color w:val="000000"/>
+        </w:rPr>
+        <w:t xml:space="preserve">Comprehensions (List, </w:t>
+      </w:r>
+      <w:proofErr w:type="spellStart"/>
+      <w:r>
+        <w:rPr>
+          <w:color w:val="000000"/>
+        </w:rPr>
+        <w:t>Dict</w:t>
+      </w:r>
+      <w:proofErr w:type="spellEnd"/>
+      <w:r>
+        <w:rPr>
+          <w:color w:val="000000"/>
+        </w:rPr>
+        <w:t>, Set)</w:t>
       </w:r>
     </w:p>
     <w:p>
@@ -289,75 +369,61 @@
           <w:bCs/>
           <w:color w:val="000000"/>
         </w:rPr>
-        <w:t>Data Structures in Python</w:t>
-      </w:r>
-    </w:p>
-    <w:p>
-      <w:pPr>
-        <w:numPr>
-          <w:ilvl w:val="1"/>
-          <w:numId w:val="1"/>
-        </w:numPr>
-        <w:spacing w:before="100" w:beforeAutospacing="1" w:after="100" w:afterAutospacing="1"/>
-        <w:rPr>
-          <w:color w:val="000000"/>
-        </w:rPr>
-      </w:pPr>
-      <w:r>
-        <w:rPr>
-          <w:color w:val="000000"/>
-        </w:rPr>
-        <w:t>Lists, Tuples, Sets, Dictionaries</w:t>
-      </w:r>
-    </w:p>
-    <w:p>
-      <w:pPr>
-        <w:numPr>
-          <w:ilvl w:val="1"/>
-          <w:numId w:val="1"/>
-        </w:numPr>
-        <w:spacing w:before="100" w:beforeAutospacing="1" w:after="100" w:afterAutospacing="1"/>
-        <w:rPr>
-          <w:color w:val="000000"/>
-        </w:rPr>
-      </w:pPr>
-      <w:r>
-        <w:rPr>
-          <w:color w:val="000000"/>
-        </w:rPr>
-        <w:t>Iterating over Data Structures</w:t>
-      </w:r>
-    </w:p>
-    <w:p>
-      <w:pPr>
-        <w:numPr>
-          <w:ilvl w:val="1"/>
-          <w:numId w:val="1"/>
-        </w:numPr>
-        <w:spacing w:before="100" w:beforeAutospacing="1" w:after="100" w:afterAutospacing="1"/>
-        <w:rPr>
-          <w:color w:val="000000"/>
-        </w:rPr>
-      </w:pPr>
-      <w:r>
-        <w:rPr>
-          <w:color w:val="000000"/>
-        </w:rPr>
-        <w:t xml:space="preserve">Comprehensions (List, </w:t>
-      </w:r>
-      <w:proofErr w:type="spellStart"/>
-      <w:r>
-        <w:rPr>
-          <w:color w:val="000000"/>
-        </w:rPr>
-        <w:t>Dict</w:t>
-      </w:r>
-      <w:proofErr w:type="spellEnd"/>
-      <w:r>
-        <w:rPr>
-          <w:color w:val="000000"/>
-        </w:rPr>
-        <w:t>, Set)</w:t>
+        <w:t>Working with Files</w:t>
+      </w:r>
+    </w:p>
+    <w:p>
+      <w:pPr>
+        <w:numPr>
+          <w:ilvl w:val="1"/>
+          <w:numId w:val="1"/>
+        </w:numPr>
+        <w:spacing w:before="100" w:beforeAutospacing="1" w:after="100" w:afterAutospacing="1"/>
+        <w:rPr>
+          <w:color w:val="000000"/>
+        </w:rPr>
+      </w:pPr>
+      <w:r>
+        <w:rPr>
+          <w:color w:val="000000"/>
+        </w:rPr>
+        <w:t>Reading and Writing Text Files</w:t>
+      </w:r>
+    </w:p>
+    <w:p>
+      <w:pPr>
+        <w:numPr>
+          <w:ilvl w:val="1"/>
+          <w:numId w:val="1"/>
+        </w:numPr>
+        <w:spacing w:before="100" w:beforeAutospacing="1" w:after="100" w:afterAutospacing="1"/>
+        <w:rPr>
+          <w:color w:val="000000"/>
+        </w:rPr>
+      </w:pPr>
+      <w:r>
+        <w:rPr>
+          <w:color w:val="000000"/>
+        </w:rPr>
+        <w:t>CSV and Excel Files</w:t>
+      </w:r>
+    </w:p>
+    <w:p>
+      <w:pPr>
+        <w:numPr>
+          <w:ilvl w:val="1"/>
+          <w:numId w:val="1"/>
+        </w:numPr>
+        <w:spacing w:before="100" w:beforeAutospacing="1" w:after="100" w:afterAutospacing="1"/>
+        <w:rPr>
+          <w:color w:val="000000"/>
+        </w:rPr>
+      </w:pPr>
+      <w:r>
+        <w:rPr>
+          <w:color w:val="000000"/>
+        </w:rPr>
+        <w:t>JSON Files</w:t>
       </w:r>
     </w:p>
     <w:p>
@@ -377,61 +443,137 @@
           <w:bCs/>
           <w:color w:val="000000"/>
         </w:rPr>
-        <w:t>Working with Files</w:t>
-      </w:r>
-    </w:p>
-    <w:p>
-      <w:pPr>
-        <w:numPr>
-          <w:ilvl w:val="1"/>
-          <w:numId w:val="1"/>
-        </w:numPr>
-        <w:spacing w:before="100" w:beforeAutospacing="1" w:after="100" w:afterAutospacing="1"/>
-        <w:rPr>
-          <w:color w:val="000000"/>
-        </w:rPr>
-      </w:pPr>
-      <w:r>
-        <w:rPr>
-          <w:color w:val="000000"/>
-        </w:rPr>
-        <w:t>Reading and Writing Text Files</w:t>
-      </w:r>
-    </w:p>
-    <w:p>
-      <w:pPr>
-        <w:numPr>
-          <w:ilvl w:val="1"/>
-          <w:numId w:val="1"/>
-        </w:numPr>
-        <w:spacing w:before="100" w:beforeAutospacing="1" w:after="100" w:afterAutospacing="1"/>
-        <w:rPr>
-          <w:color w:val="000000"/>
-        </w:rPr>
-      </w:pPr>
-      <w:r>
-        <w:rPr>
-          <w:color w:val="000000"/>
-        </w:rPr>
-        <w:t>CSV and Excel Files</w:t>
-      </w:r>
-    </w:p>
-    <w:p>
-      <w:pPr>
-        <w:numPr>
-          <w:ilvl w:val="1"/>
-          <w:numId w:val="1"/>
-        </w:numPr>
-        <w:spacing w:before="100" w:beforeAutospacing="1" w:after="100" w:afterAutospacing="1"/>
-        <w:rPr>
-          <w:color w:val="000000"/>
-        </w:rPr>
-      </w:pPr>
-      <w:r>
-        <w:rPr>
-          <w:color w:val="000000"/>
-        </w:rPr>
-        <w:t>JSON Files</w:t>
+        <w:t>Data Manipulation with Pandas</w:t>
+      </w:r>
+    </w:p>
+    <w:p>
+      <w:pPr>
+        <w:numPr>
+          <w:ilvl w:val="1"/>
+          <w:numId w:val="1"/>
+        </w:numPr>
+        <w:spacing w:before="100" w:beforeAutospacing="1" w:after="100" w:afterAutospacing="1"/>
+        <w:rPr>
+          <w:color w:val="000000"/>
+        </w:rPr>
+      </w:pPr>
+      <w:r>
+        <w:rPr>
+          <w:color w:val="000000"/>
+        </w:rPr>
+        <w:t>Introduction to Pandas</w:t>
+      </w:r>
+    </w:p>
+    <w:p>
+      <w:pPr>
+        <w:numPr>
+          <w:ilvl w:val="1"/>
+          <w:numId w:val="1"/>
+        </w:numPr>
+        <w:spacing w:before="100" w:beforeAutospacing="1" w:after="100" w:afterAutospacing="1"/>
+        <w:rPr>
+          <w:color w:val="000000"/>
+        </w:rPr>
+      </w:pPr>
+      <w:proofErr w:type="spellStart"/>
+      <w:r>
+        <w:rPr>
+          <w:color w:val="000000"/>
+        </w:rPr>
+        <w:t>DataFrames</w:t>
+      </w:r>
+      <w:proofErr w:type="spellEnd"/>
+      <w:r>
+        <w:rPr>
+          <w:color w:val="000000"/>
+        </w:rPr>
+        <w:t xml:space="preserve"> and Series</w:t>
+      </w:r>
+    </w:p>
+    <w:p>
+      <w:pPr>
+        <w:numPr>
+          <w:ilvl w:val="1"/>
+          <w:numId w:val="1"/>
+        </w:numPr>
+        <w:spacing w:before="100" w:beforeAutospacing="1" w:after="100" w:afterAutospacing="1"/>
+        <w:rPr>
+          <w:color w:val="000000"/>
+        </w:rPr>
+      </w:pPr>
+      <w:r>
+        <w:rPr>
+          <w:color w:val="000000"/>
+        </w:rPr>
+        <w:t>Data Cleaning and Preprocessing</w:t>
+      </w:r>
+    </w:p>
+    <w:p>
+      <w:pPr>
+        <w:numPr>
+          <w:ilvl w:val="1"/>
+          <w:numId w:val="1"/>
+        </w:numPr>
+        <w:spacing w:before="100" w:beforeAutospacing="1" w:after="100" w:afterAutospacing="1"/>
+        <w:rPr>
+          <w:color w:val="000000"/>
+        </w:rPr>
+      </w:pPr>
+      <w:r>
+        <w:rPr>
+          <w:color w:val="000000"/>
+        </w:rPr>
+        <w:t>Handling Missing Data</w:t>
+      </w:r>
+    </w:p>
+    <w:p>
+      <w:pPr>
+        <w:numPr>
+          <w:ilvl w:val="1"/>
+          <w:numId w:val="1"/>
+        </w:numPr>
+        <w:spacing w:before="100" w:beforeAutospacing="1" w:after="100" w:afterAutospacing="1"/>
+        <w:rPr>
+          <w:color w:val="000000"/>
+        </w:rPr>
+      </w:pPr>
+      <w:r>
+        <w:rPr>
+          <w:color w:val="000000"/>
+        </w:rPr>
+        <w:t xml:space="preserve">Data Transformation (Melt, Pivot, </w:t>
+      </w:r>
+      <w:proofErr w:type="spellStart"/>
+      <w:r>
+        <w:rPr>
+          <w:color w:val="000000"/>
+        </w:rPr>
+        <w:t>GroupBy</w:t>
+      </w:r>
+      <w:proofErr w:type="spellEnd"/>
+      <w:r>
+        <w:rPr>
+          <w:color w:val="000000"/>
+        </w:rPr>
+        <w:t>)</w:t>
+      </w:r>
+    </w:p>
+    <w:p>
+      <w:pPr>
+        <w:numPr>
+          <w:ilvl w:val="1"/>
+          <w:numId w:val="1"/>
+        </w:numPr>
+        <w:spacing w:before="100" w:beforeAutospacing="1" w:after="100" w:afterAutospacing="1"/>
+        <w:rPr>
+          <w:color w:val="000000"/>
+        </w:rPr>
+      </w:pPr>
+      <w:r>
+        <w:rPr>
+          <w:color w:val="000000"/>
+        </w:rPr>
+        <w:t>Filtering, Sorting, and Aggregation</w:t>
       </w:r>
     </w:p>
     <w:p>
@@ -451,112 +593,82 @@
           <w:bCs/>
           <w:color w:val="000000"/>
         </w:rPr>
-        <w:t>Data Manipulation with Pandas</w:t>
-      </w:r>
-    </w:p>
-    <w:p>
-      <w:pPr>
-        <w:numPr>
-          <w:ilvl w:val="1"/>
-          <w:numId w:val="1"/>
-        </w:numPr>
-        <w:spacing w:before="100" w:beforeAutospacing="1" w:after="100" w:afterAutospacing="1"/>
-        <w:rPr>
-          <w:color w:val="000000"/>
-        </w:rPr>
-      </w:pPr>
-      <w:r>
-        <w:rPr>
-          <w:color w:val="000000"/>
-        </w:rPr>
-        <w:t>Introduction to Pandas</w:t>
-      </w:r>
-    </w:p>
-    <w:p>
-      <w:pPr>
-        <w:numPr>
-          <w:ilvl w:val="1"/>
-          <w:numId w:val="1"/>
-        </w:numPr>
-        <w:spacing w:before="100" w:beforeAutospacing="1" w:after="100" w:afterAutospacing="1"/>
-        <w:rPr>
-          <w:color w:val="000000"/>
-        </w:rPr>
-      </w:pPr>
+        <w:t>Data Preprocessing Techniques</w:t>
+      </w:r>
+    </w:p>
+    <w:p>
+      <w:pPr>
+        <w:numPr>
+          <w:ilvl w:val="1"/>
+          <w:numId w:val="1"/>
+        </w:numPr>
+        <w:spacing w:before="100" w:beforeAutospacing="1" w:after="100" w:afterAutospacing="1"/>
+        <w:rPr>
+          <w:color w:val="000000"/>
+        </w:rPr>
+      </w:pPr>
+      <w:r>
+        <w:rPr>
+          <w:color w:val="000000"/>
+        </w:rPr>
+        <w:t>Data Normalization and Standardization</w:t>
+      </w:r>
+    </w:p>
+    <w:p>
+      <w:pPr>
+        <w:numPr>
+          <w:ilvl w:val="1"/>
+          <w:numId w:val="1"/>
+        </w:numPr>
+        <w:spacing w:before="100" w:beforeAutospacing="1" w:after="100" w:afterAutospacing="1"/>
+        <w:rPr>
+          <w:color w:val="000000"/>
+        </w:rPr>
+      </w:pPr>
+      <w:r>
+        <w:rPr>
+          <w:color w:val="000000"/>
+        </w:rPr>
+        <w:t>Encoding Categorical Variables</w:t>
+      </w:r>
+    </w:p>
+    <w:p>
+      <w:pPr>
+        <w:numPr>
+          <w:ilvl w:val="1"/>
+          <w:numId w:val="1"/>
+        </w:numPr>
+        <w:spacing w:before="100" w:beforeAutospacing="1" w:after="100" w:afterAutospacing="1"/>
+        <w:rPr>
+          <w:color w:val="000000"/>
+        </w:rPr>
+      </w:pPr>
+      <w:r>
+        <w:rPr>
+          <w:color w:val="000000"/>
+        </w:rPr>
+        <w:t>Feature Scaling (</w:t>
+      </w:r>
       <w:proofErr w:type="spellStart"/>
       <w:r>
         <w:rPr>
           <w:color w:val="000000"/>
         </w:rPr>
-        <w:t>DataFrames</w:t>
+        <w:t>MinMax</w:t>
       </w:r>
       <w:proofErr w:type="spellEnd"/>
       <w:r>
         <w:rPr>
           <w:color w:val="000000"/>
         </w:rPr>
-        <w:t xml:space="preserve"> and Series</w:t>
-      </w:r>
-    </w:p>
-    <w:p>
-      <w:pPr>
-        <w:numPr>
-          <w:ilvl w:val="1"/>
-          <w:numId w:val="1"/>
-        </w:numPr>
-        <w:spacing w:before="100" w:beforeAutospacing="1" w:after="100" w:afterAutospacing="1"/>
-        <w:rPr>
-          <w:color w:val="000000"/>
-        </w:rPr>
-      </w:pPr>
-      <w:r>
-        <w:rPr>
-          <w:color w:val="000000"/>
-        </w:rPr>
-        <w:t>Data Cleaning and Preprocessing</w:t>
-      </w:r>
-    </w:p>
-    <w:p>
-      <w:pPr>
-        <w:numPr>
-          <w:ilvl w:val="1"/>
-          <w:numId w:val="1"/>
-        </w:numPr>
-        <w:spacing w:before="100" w:beforeAutospacing="1" w:after="100" w:afterAutospacing="1"/>
-        <w:rPr>
-          <w:color w:val="000000"/>
-        </w:rPr>
-      </w:pPr>
-      <w:r>
-        <w:rPr>
-          <w:color w:val="000000"/>
-        </w:rPr>
-        <w:t>Handling Missing Data</w:t>
-      </w:r>
-    </w:p>
-    <w:p>
-      <w:pPr>
-        <w:numPr>
-          <w:ilvl w:val="1"/>
-          <w:numId w:val="1"/>
-        </w:numPr>
-        <w:spacing w:before="100" w:beforeAutospacing="1" w:after="100" w:afterAutospacing="1"/>
-        <w:rPr>
-          <w:color w:val="000000"/>
-        </w:rPr>
-      </w:pPr>
-      <w:r>
-        <w:rPr>
-          <w:color w:val="000000"/>
-        </w:rPr>
-        <w:t xml:space="preserve">Data Transformation (Melt, Pivot, </w:t>
+        <w:t xml:space="preserve">, </w:t>
       </w:r>
       <w:proofErr w:type="spellStart"/>
       <w:r>
         <w:rPr>
           <w:color w:val="000000"/>
         </w:rPr>
-        <w:t>GroupBy</w:t>
+        <w:t>StandardScaler</w:t>
       </w:r>
       <w:proofErr w:type="spellEnd"/>
       <w:r>
@@ -581,7 +693,25 @@
         <w:rPr>
           <w:color w:val="000000"/>
         </w:rPr>
-        <w:t>Filtering, Sorting, and Aggregation</w:t>
+        <w:t>Handling Outliers</w:t>
+      </w:r>
+    </w:p>
+    <w:p>
+      <w:pPr>
+        <w:numPr>
+          <w:ilvl w:val="1"/>
+          <w:numId w:val="1"/>
+        </w:numPr>
+        <w:spacing w:before="100" w:beforeAutospacing="1" w:after="100" w:afterAutospacing="1"/>
+        <w:rPr>
+          <w:color w:val="000000"/>
+        </w:rPr>
+      </w:pPr>
+      <w:r>
+        <w:rPr>
+          <w:color w:val="000000"/>
+        </w:rPr>
+        <w:t>Data Imputation</w:t>
       </w:r>
     </w:p>
     <w:p>
@@ -601,125 +731,79 @@
           <w:bCs/>
           <w:color w:val="000000"/>
         </w:rPr>
-        <w:t>Data Preprocessing Techniques</w:t>
-      </w:r>
-    </w:p>
-    <w:p>
-      <w:pPr>
-        <w:numPr>
-          <w:ilvl w:val="1"/>
-          <w:numId w:val="1"/>
-        </w:numPr>
-        <w:spacing w:before="100" w:beforeAutospacing="1" w:after="100" w:afterAutospacing="1"/>
-        <w:rPr>
-          <w:color w:val="000000"/>
-        </w:rPr>
-      </w:pPr>
-      <w:r>
-        <w:rPr>
-          <w:color w:val="000000"/>
-        </w:rPr>
-        <w:t>Data Normalization and Standardization</w:t>
-      </w:r>
-    </w:p>
-    <w:p>
-      <w:pPr>
-        <w:numPr>
-          <w:ilvl w:val="1"/>
-          <w:numId w:val="1"/>
-        </w:numPr>
-        <w:spacing w:before="100" w:beforeAutospacing="1" w:after="100" w:afterAutospacing="1"/>
-        <w:rPr>
-          <w:color w:val="000000"/>
-        </w:rPr>
-      </w:pPr>
-      <w:r>
-        <w:rPr>
-          <w:color w:val="000000"/>
-        </w:rPr>
-        <w:t>Encoding Categorical Variables</w:t>
-      </w:r>
-    </w:p>
-    <w:p>
-      <w:pPr>
-        <w:numPr>
-          <w:ilvl w:val="1"/>
-          <w:numId w:val="1"/>
-        </w:numPr>
-        <w:spacing w:before="100" w:beforeAutospacing="1" w:after="100" w:afterAutospacing="1"/>
-        <w:rPr>
-          <w:color w:val="000000"/>
-        </w:rPr>
-      </w:pPr>
-      <w:r>
-        <w:rPr>
-          <w:color w:val="000000"/>
-        </w:rPr>
-        <w:t>Feature Scaling (</w:t>
-      </w:r>
-      <w:proofErr w:type="spellStart"/>
-      <w:r>
-        <w:rPr>
-          <w:color w:val="000000"/>
-        </w:rPr>
-        <w:t>MinMax</w:t>
-      </w:r>
-      <w:proofErr w:type="spellEnd"/>
-      <w:r>
-        <w:rPr>
-          <w:color w:val="000000"/>
-        </w:rPr>
-        <w:t xml:space="preserve">, </w:t>
-      </w:r>
-      <w:proofErr w:type="spellStart"/>
-      <w:r>
-        <w:rPr>
-          <w:color w:val="000000"/>
-        </w:rPr>
-        <w:t>StandardScaler</w:t>
-      </w:r>
-      <w:proofErr w:type="spellEnd"/>
-      <w:r>
-        <w:rPr>
-          <w:color w:val="000000"/>
-        </w:rPr>
-        <w:t>)</w:t>
-      </w:r>
-    </w:p>
-    <w:p>
-      <w:pPr>
-        <w:numPr>
-          <w:ilvl w:val="1"/>
-          <w:numId w:val="1"/>
-        </w:numPr>
-        <w:spacing w:before="100" w:beforeAutospacing="1" w:after="100" w:afterAutospacing="1"/>
-        <w:rPr>
-          <w:color w:val="000000"/>
-        </w:rPr>
-      </w:pPr>
-      <w:r>
-        <w:rPr>
-          <w:color w:val="000000"/>
-        </w:rPr>
-        <w:t>Handling Outliers</w:t>
-      </w:r>
-    </w:p>
-    <w:p>
-      <w:pPr>
-        <w:numPr>
-          <w:ilvl w:val="1"/>
-          <w:numId w:val="1"/>
-        </w:numPr>
-        <w:spacing w:before="100" w:beforeAutospacing="1" w:after="100" w:afterAutospacing="1"/>
-        <w:rPr>
-          <w:color w:val="000000"/>
-        </w:rPr>
-      </w:pPr>
-      <w:r>
-        <w:rPr>
-          <w:color w:val="000000"/>
-        </w:rPr>
-        <w:t>Data Imputation</w:t>
+        <w:t>Data Transformation and ETL (Extract, Transform, Load)</w:t>
+      </w:r>
+    </w:p>
+    <w:p>
+      <w:pPr>
+        <w:numPr>
+          <w:ilvl w:val="1"/>
+          <w:numId w:val="1"/>
+        </w:numPr>
+        <w:spacing w:before="100" w:beforeAutospacing="1" w:after="100" w:afterAutospacing="1"/>
+        <w:rPr>
+          <w:color w:val="000000"/>
+        </w:rPr>
+      </w:pPr>
+      <w:r>
+        <w:rPr>
+          <w:color w:val="000000"/>
+        </w:rPr>
+        <w:t>Building ETL Pipelines with Python</w:t>
+      </w:r>
+    </w:p>
+    <w:p>
+      <w:pPr>
+        <w:numPr>
+          <w:ilvl w:val="1"/>
+          <w:numId w:val="1"/>
+        </w:numPr>
+        <w:spacing w:before="100" w:beforeAutospacing="1" w:after="100" w:afterAutospacing="1"/>
+        <w:rPr>
+          <w:color w:val="000000"/>
+        </w:rPr>
+      </w:pPr>
+      <w:r>
+        <w:rPr>
+          <w:color w:val="000000"/>
+        </w:rPr>
+        <w:t>Using Python for Data Transformation</w:t>
+      </w:r>
+    </w:p>
+    <w:p>
+      <w:pPr>
+        <w:numPr>
+          <w:ilvl w:val="1"/>
+          <w:numId w:val="1"/>
+        </w:numPr>
+        <w:spacing w:before="100" w:beforeAutospacing="1" w:after="100" w:afterAutospacing="1"/>
+        <w:rPr>
+          <w:color w:val="000000"/>
+        </w:rPr>
+      </w:pPr>
+      <w:r>
+        <w:rPr>
+          <w:color w:val="000000"/>
+        </w:rPr>
+        <w:t>Automating Data Workflows</w:t>
+      </w:r>
+    </w:p>
+    <w:p>
+      <w:pPr>
+        <w:numPr>
+          <w:ilvl w:val="1"/>
+          <w:numId w:val="1"/>
+        </w:numPr>
+        <w:spacing w:before="100" w:beforeAutospacing="1" w:after="100" w:afterAutospacing="1"/>
+        <w:rPr>
+          <w:color w:val="000000"/>
+        </w:rPr>
+      </w:pPr>
+      <w:r>
+        <w:rPr>
+          <w:color w:val="000000"/>
+        </w:rPr>
+        <w:t>Introduction to Airflow for ETL Scheduling</w:t>
       </w:r>
     </w:p>
     <w:p>
@@ -739,79 +823,94 @@
           <w:bCs/>
           <w:color w:val="000000"/>
         </w:rPr>
-        <w:t>Data Transformation and ETL (Extract, Transform, Load)</w:t>
-      </w:r>
-    </w:p>
-    <w:p>
-      <w:pPr>
-        <w:numPr>
-          <w:ilvl w:val="1"/>
-          <w:numId w:val="1"/>
-        </w:numPr>
-        <w:spacing w:before="100" w:beforeAutospacing="1" w:after="100" w:afterAutospacing="1"/>
-        <w:rPr>
-          <w:color w:val="000000"/>
-        </w:rPr>
-      </w:pPr>
-      <w:r>
-        <w:rPr>
-          <w:color w:val="000000"/>
-        </w:rPr>
-        <w:t>Building ETL Pipelines with Python</w:t>
-      </w:r>
-    </w:p>
-    <w:p>
-      <w:pPr>
-        <w:numPr>
-          <w:ilvl w:val="1"/>
-          <w:numId w:val="1"/>
-        </w:numPr>
-        <w:spacing w:before="100" w:beforeAutospacing="1" w:after="100" w:afterAutospacing="1"/>
-        <w:rPr>
-          <w:color w:val="000000"/>
-        </w:rPr>
-      </w:pPr>
-      <w:r>
-        <w:rPr>
-          <w:color w:val="000000"/>
-        </w:rPr>
-        <w:t>Using Python for Data Transformation</w:t>
-      </w:r>
-    </w:p>
-    <w:p>
-      <w:pPr>
-        <w:numPr>
-          <w:ilvl w:val="1"/>
-          <w:numId w:val="1"/>
-        </w:numPr>
-        <w:spacing w:before="100" w:beforeAutospacing="1" w:after="100" w:afterAutospacing="1"/>
-        <w:rPr>
-          <w:color w:val="000000"/>
-        </w:rPr>
-      </w:pPr>
-      <w:r>
-        <w:rPr>
-          <w:color w:val="000000"/>
-        </w:rPr>
-        <w:t>Automating Data Workflows</w:t>
-      </w:r>
-    </w:p>
-    <w:p>
-      <w:pPr>
-        <w:numPr>
-          <w:ilvl w:val="1"/>
-          <w:numId w:val="1"/>
-        </w:numPr>
-        <w:spacing w:before="100" w:beforeAutospacing="1" w:after="100" w:afterAutospacing="1"/>
-        <w:rPr>
-          <w:color w:val="000000"/>
-        </w:rPr>
-      </w:pPr>
-      <w:r>
-        <w:rPr>
-          <w:color w:val="000000"/>
-        </w:rPr>
-        <w:t>Introduction to Airflow for ETL Scheduling</w:t>
+        <w:t>Working with Databases</w:t>
+      </w:r>
+    </w:p>
+    <w:p>
+      <w:pPr>
+        <w:numPr>
+          <w:ilvl w:val="1"/>
+          <w:numId w:val="1"/>
+        </w:numPr>
+        <w:spacing w:before="100" w:beforeAutospacing="1" w:after="100" w:afterAutospacing="1"/>
+        <w:rPr>
+          <w:color w:val="000000"/>
+        </w:rPr>
+      </w:pPr>
+      <w:r>
+        <w:rPr>
+          <w:color w:val="000000"/>
+        </w:rPr>
+        <w:t>Connecting to SQL Databases (MySQL, PostgreSQL, SQLite)</w:t>
+      </w:r>
+    </w:p>
+    <w:p>
+      <w:pPr>
+        <w:numPr>
+          <w:ilvl w:val="1"/>
+          <w:numId w:val="1"/>
+        </w:numPr>
+        <w:spacing w:before="100" w:beforeAutospacing="1" w:after="100" w:afterAutospacing="1"/>
+        <w:rPr>
+          <w:color w:val="000000"/>
+        </w:rPr>
+      </w:pPr>
+      <w:r>
+        <w:rPr>
+          <w:color w:val="000000"/>
+        </w:rPr>
+        <w:t xml:space="preserve">Writing SQL Queries in Python with </w:t>
+      </w:r>
+      <w:proofErr w:type="spellStart"/>
+      <w:r>
+        <w:rPr>
+          <w:color w:val="000000"/>
+        </w:rPr>
+        <w:t>SQLAlchemy</w:t>
+      </w:r>
+      <w:proofErr w:type="spellEnd"/>
+      <w:r>
+        <w:rPr>
+          <w:color w:val="000000"/>
+        </w:rPr>
+        <w:t xml:space="preserve"> and Pandas</w:t>
+      </w:r>
+    </w:p>
+    <w:p>
+      <w:pPr>
+        <w:numPr>
+          <w:ilvl w:val="1"/>
+          <w:numId w:val="1"/>
+        </w:numPr>
+        <w:spacing w:before="100" w:beforeAutospacing="1" w:after="100" w:afterAutospacing="1"/>
+        <w:rPr>
+          <w:color w:val="000000"/>
+        </w:rPr>
+      </w:pPr>
+      <w:r>
+        <w:rPr>
+          <w:color w:val="000000"/>
+        </w:rPr>
+        <w:lastRenderedPageBreak/>
+        <w:t>Working with NoSQL Databases (MongoDB, Redis)</w:t>
+      </w:r>
+    </w:p>
+    <w:p>
+      <w:pPr>
+        <w:numPr>
+          <w:ilvl w:val="1"/>
+          <w:numId w:val="1"/>
+        </w:numPr>
+        <w:spacing w:before="100" w:beforeAutospacing="1" w:after="100" w:afterAutospacing="1"/>
+        <w:rPr>
+          <w:color w:val="000000"/>
+        </w:rPr>
+      </w:pPr>
+      <w:r>
+        <w:rPr>
+          <w:color w:val="000000"/>
+        </w:rPr>
+        <w:t>Inserting, Updating, and Querying Data from Databases</w:t>
       </w:r>
     </w:p>
     <w:p>
@@ -831,94 +930,93 @@
           <w:bCs/>
           <w:color w:val="000000"/>
         </w:rPr>
-        <w:t>Working with Databases</w:t>
-      </w:r>
-    </w:p>
-    <w:p>
-      <w:pPr>
-        <w:numPr>
-          <w:ilvl w:val="1"/>
-          <w:numId w:val="1"/>
-        </w:numPr>
-        <w:spacing w:before="100" w:beforeAutospacing="1" w:after="100" w:afterAutospacing="1"/>
-        <w:rPr>
-          <w:color w:val="000000"/>
-        </w:rPr>
-      </w:pPr>
-      <w:r>
-        <w:rPr>
-          <w:color w:val="000000"/>
-        </w:rPr>
-        <w:t>Connecting to SQL Databases (MySQL, PostgreSQL, SQLite)</w:t>
-      </w:r>
-    </w:p>
-    <w:p>
-      <w:pPr>
-        <w:numPr>
-          <w:ilvl w:val="1"/>
-          <w:numId w:val="1"/>
-        </w:numPr>
-        <w:spacing w:before="100" w:beforeAutospacing="1" w:after="100" w:afterAutospacing="1"/>
-        <w:rPr>
-          <w:color w:val="000000"/>
-        </w:rPr>
-      </w:pPr>
-      <w:r>
-        <w:rPr>
-          <w:color w:val="000000"/>
-        </w:rPr>
-        <w:t xml:space="preserve">Writing SQL Queries in Python with </w:t>
+        <w:t>Data Integration</w:t>
+      </w:r>
+    </w:p>
+    <w:p>
+      <w:pPr>
+        <w:numPr>
+          <w:ilvl w:val="1"/>
+          <w:numId w:val="1"/>
+        </w:numPr>
+        <w:spacing w:before="100" w:beforeAutospacing="1" w:after="100" w:afterAutospacing="1"/>
+        <w:rPr>
+          <w:color w:val="000000"/>
+        </w:rPr>
+      </w:pPr>
+      <w:r>
+        <w:rPr>
+          <w:color w:val="000000"/>
+        </w:rPr>
+        <w:t>Integrating Data from Multiple Sources</w:t>
+      </w:r>
+    </w:p>
+    <w:p>
+      <w:pPr>
+        <w:numPr>
+          <w:ilvl w:val="1"/>
+          <w:numId w:val="1"/>
+        </w:numPr>
+        <w:spacing w:before="100" w:beforeAutospacing="1" w:after="100" w:afterAutospacing="1"/>
+        <w:rPr>
+          <w:color w:val="000000"/>
+        </w:rPr>
+      </w:pPr>
+      <w:r>
+        <w:rPr>
+          <w:color w:val="000000"/>
+        </w:rPr>
+        <w:t xml:space="preserve">Web Scraping with </w:t>
       </w:r>
       <w:proofErr w:type="spellStart"/>
       <w:r>
         <w:rPr>
           <w:color w:val="000000"/>
         </w:rPr>
-        <w:t>SQLAlchemy</w:t>
+        <w:t>BeautifulSoup</w:t>
       </w:r>
       <w:proofErr w:type="spellEnd"/>
       <w:r>
         <w:rPr>
           <w:color w:val="000000"/>
         </w:rPr>
-        <w:t xml:space="preserve"> and Pandas</w:t>
-      </w:r>
-    </w:p>
-    <w:p>
-      <w:pPr>
-        <w:numPr>
-          <w:ilvl w:val="1"/>
-          <w:numId w:val="1"/>
-        </w:numPr>
-        <w:spacing w:before="100" w:beforeAutospacing="1" w:after="100" w:afterAutospacing="1"/>
-        <w:rPr>
-          <w:color w:val="000000"/>
-        </w:rPr>
-      </w:pPr>
-      <w:r>
-        <w:rPr>
-          <w:color w:val="000000"/>
-        </w:rPr>
-        <w:lastRenderedPageBreak/>
-        <w:t>Working with NoSQL Databases (MongoDB, Redis)</w:t>
-      </w:r>
-    </w:p>
-    <w:p>
-      <w:pPr>
-        <w:numPr>
-          <w:ilvl w:val="1"/>
-          <w:numId w:val="1"/>
-        </w:numPr>
-        <w:spacing w:before="100" w:beforeAutospacing="1" w:after="100" w:afterAutospacing="1"/>
-        <w:rPr>
-          <w:color w:val="000000"/>
-        </w:rPr>
-      </w:pPr>
-      <w:r>
-        <w:rPr>
-          <w:color w:val="000000"/>
-        </w:rPr>
-        <w:t>Inserting, Updating, and Querying Data from Databases</w:t>
+        <w:t xml:space="preserve"> and Requests</w:t>
+      </w:r>
+    </w:p>
+    <w:p>
+      <w:pPr>
+        <w:numPr>
+          <w:ilvl w:val="1"/>
+          <w:numId w:val="1"/>
+        </w:numPr>
+        <w:spacing w:before="100" w:beforeAutospacing="1" w:after="100" w:afterAutospacing="1"/>
+        <w:rPr>
+          <w:color w:val="000000"/>
+        </w:rPr>
+      </w:pPr>
+      <w:r>
+        <w:rPr>
+          <w:color w:val="000000"/>
+        </w:rPr>
+        <w:t>API Integration (REST APIs)</w:t>
+      </w:r>
+    </w:p>
+    <w:p>
+      <w:pPr>
+        <w:numPr>
+          <w:ilvl w:val="1"/>
+          <w:numId w:val="1"/>
+        </w:numPr>
+        <w:spacing w:before="100" w:beforeAutospacing="1" w:after="100" w:afterAutospacing="1"/>
+        <w:rPr>
+          <w:color w:val="000000"/>
+        </w:rPr>
+      </w:pPr>
+      <w:r>
+        <w:rPr>
+          <w:color w:val="000000"/>
+        </w:rPr>
+        <w:t>Working with Cloud Services (AWS S3, Google Cloud Storage)</w:t>
       </w:r>
     </w:p>
     <w:p>
@@ -938,94 +1036,86 @@
           <w:bCs/>
           <w:color w:val="000000"/>
         </w:rPr>
-        <w:t>Data Integration</w:t>
-      </w:r>
-    </w:p>
-    <w:p>
-      <w:pPr>
-        <w:numPr>
-          <w:ilvl w:val="1"/>
-          <w:numId w:val="1"/>
-        </w:numPr>
-        <w:spacing w:before="100" w:beforeAutospacing="1" w:after="100" w:afterAutospacing="1"/>
-        <w:rPr>
-          <w:color w:val="000000"/>
-        </w:rPr>
-      </w:pPr>
-      <w:r>
-        <w:rPr>
-          <w:color w:val="000000"/>
-        </w:rPr>
-        <w:t>Integrating Data from Multiple Sources</w:t>
-      </w:r>
-    </w:p>
-    <w:p>
-      <w:pPr>
-        <w:numPr>
-          <w:ilvl w:val="1"/>
-          <w:numId w:val="1"/>
-        </w:numPr>
-        <w:spacing w:before="100" w:beforeAutospacing="1" w:after="100" w:afterAutospacing="1"/>
-        <w:rPr>
-          <w:color w:val="000000"/>
-        </w:rPr>
-      </w:pPr>
-      <w:r>
-        <w:rPr>
-          <w:color w:val="000000"/>
-        </w:rPr>
-        <w:t xml:space="preserve">Web Scraping with </w:t>
+        <w:t>Big Data Tools and Libraries</w:t>
+      </w:r>
+    </w:p>
+    <w:p>
+      <w:pPr>
+        <w:numPr>
+          <w:ilvl w:val="1"/>
+          <w:numId w:val="1"/>
+        </w:numPr>
+        <w:spacing w:before="100" w:beforeAutospacing="1" w:after="100" w:afterAutospacing="1"/>
+        <w:rPr>
+          <w:color w:val="000000"/>
+        </w:rPr>
+      </w:pPr>
+      <w:r>
+        <w:rPr>
+          <w:color w:val="000000"/>
+        </w:rPr>
+        <w:t xml:space="preserve">Introduction to Spark with </w:t>
       </w:r>
       <w:proofErr w:type="spellStart"/>
       <w:r>
         <w:rPr>
           <w:color w:val="000000"/>
         </w:rPr>
-        <w:t>BeautifulSoup</w:t>
+        <w:t>PySpark</w:t>
       </w:r>
       <w:proofErr w:type="spellEnd"/>
-      <w:r>
-        <w:rPr>
-          <w:color w:val="000000"/>
-        </w:rPr>
-        <w:t xml:space="preserve"> and Requests</w:t>
-      </w:r>
-    </w:p>
-    <w:p>
-      <w:pPr>
-        <w:numPr>
-          <w:ilvl w:val="1"/>
-          <w:numId w:val="1"/>
-        </w:numPr>
-        <w:spacing w:before="100" w:beforeAutospacing="1" w:after="100" w:afterAutospacing="1"/>
-        <w:rPr>
-          <w:color w:val="000000"/>
-        </w:rPr>
-      </w:pPr>
-      <w:r>
-        <w:rPr>
-          <w:color w:val="000000"/>
-        </w:rPr>
-        <w:t>API Integration (REST APIs)</w:t>
-      </w:r>
-    </w:p>
-    <w:p>
-      <w:pPr>
-        <w:numPr>
-          <w:ilvl w:val="1"/>
-          <w:numId w:val="1"/>
-        </w:numPr>
-        <w:spacing w:before="100" w:beforeAutospacing="1" w:after="100" w:afterAutospacing="1"/>
-        <w:rPr>
-          <w:color w:val="000000"/>
-        </w:rPr>
-      </w:pPr>
-      <w:r>
-        <w:rPr>
-          <w:color w:val="000000"/>
-        </w:rPr>
-        <w:t>Working with Cloud Services (AWS S3, Google Cloud Storage)</w:t>
-      </w:r>
+    </w:p>
+    <w:p>
+      <w:pPr>
+        <w:numPr>
+          <w:ilvl w:val="1"/>
+          <w:numId w:val="1"/>
+        </w:numPr>
+        <w:spacing w:before="100" w:beforeAutospacing="1" w:after="100" w:afterAutospacing="1"/>
+        <w:rPr>
+          <w:color w:val="000000"/>
+        </w:rPr>
+      </w:pPr>
+      <w:r>
+        <w:rPr>
+          <w:color w:val="000000"/>
+        </w:rPr>
+        <w:t xml:space="preserve">Working with Hadoop and </w:t>
+      </w:r>
+      <w:proofErr w:type="spellStart"/>
+      <w:r>
+        <w:rPr>
+          <w:color w:val="000000"/>
+        </w:rPr>
+        <w:t>PyArrow</w:t>
+      </w:r>
+      <w:proofErr w:type="spellEnd"/>
+    </w:p>
+    <w:p>
+      <w:pPr>
+        <w:numPr>
+          <w:ilvl w:val="1"/>
+          <w:numId w:val="1"/>
+        </w:numPr>
+        <w:spacing w:before="100" w:beforeAutospacing="1" w:after="100" w:afterAutospacing="1"/>
+        <w:rPr>
+          <w:color w:val="000000"/>
+        </w:rPr>
+      </w:pPr>
+      <w:r>
+        <w:rPr>
+          <w:color w:val="000000"/>
+        </w:rPr>
+        <w:t xml:space="preserve">Data Processing with </w:t>
+      </w:r>
+      <w:proofErr w:type="spellStart"/>
+      <w:r>
+        <w:rPr>
+          <w:color w:val="000000"/>
+        </w:rPr>
+        <w:t>Dask</w:t>
+      </w:r>
+      <w:proofErr w:type="spellEnd"/>
     </w:p>
     <w:p>
       <w:pPr>
@@ -1044,86 +1134,62 @@
           <w:bCs/>
           <w:color w:val="000000"/>
         </w:rPr>
-        <w:t>Big Data Tools and Libraries</w:t>
-      </w:r>
-    </w:p>
-    <w:p>
-      <w:pPr>
-        <w:numPr>
-          <w:ilvl w:val="1"/>
-          <w:numId w:val="1"/>
-        </w:numPr>
-        <w:spacing w:before="100" w:beforeAutospacing="1" w:after="100" w:afterAutospacing="1"/>
-        <w:rPr>
-          <w:color w:val="000000"/>
-        </w:rPr>
-      </w:pPr>
-      <w:r>
-        <w:rPr>
-          <w:color w:val="000000"/>
-        </w:rPr>
-        <w:t xml:space="preserve">Introduction to Spark with </w:t>
-      </w:r>
-      <w:proofErr w:type="spellStart"/>
-      <w:r>
-        <w:rPr>
-          <w:color w:val="000000"/>
-        </w:rPr>
-        <w:t>PySpark</w:t>
-      </w:r>
-      <w:proofErr w:type="spellEnd"/>
-    </w:p>
-    <w:p>
-      <w:pPr>
-        <w:numPr>
-          <w:ilvl w:val="1"/>
-          <w:numId w:val="1"/>
-        </w:numPr>
-        <w:spacing w:before="100" w:beforeAutospacing="1" w:after="100" w:afterAutospacing="1"/>
-        <w:rPr>
-          <w:color w:val="000000"/>
-        </w:rPr>
-      </w:pPr>
-      <w:r>
-        <w:rPr>
-          <w:color w:val="000000"/>
-        </w:rPr>
-        <w:t xml:space="preserve">Working with Hadoop and </w:t>
-      </w:r>
-      <w:proofErr w:type="spellStart"/>
-      <w:r>
-        <w:rPr>
-          <w:color w:val="000000"/>
-        </w:rPr>
-        <w:t>PyArrow</w:t>
-      </w:r>
-      <w:proofErr w:type="spellEnd"/>
-    </w:p>
-    <w:p>
-      <w:pPr>
-        <w:numPr>
-          <w:ilvl w:val="1"/>
-          <w:numId w:val="1"/>
-        </w:numPr>
-        <w:spacing w:before="100" w:beforeAutospacing="1" w:after="100" w:afterAutospacing="1"/>
-        <w:rPr>
-          <w:color w:val="000000"/>
-        </w:rPr>
-      </w:pPr>
-      <w:r>
-        <w:rPr>
-          <w:color w:val="000000"/>
-        </w:rPr>
-        <w:t xml:space="preserve">Data Processing with </w:t>
-      </w:r>
-      <w:proofErr w:type="spellStart"/>
-      <w:r>
-        <w:rPr>
-          <w:color w:val="000000"/>
-        </w:rPr>
-        <w:t>Dask</w:t>
-      </w:r>
-      <w:proofErr w:type="spellEnd"/>
+        <w:t>Data Validation and Quality</w:t>
+      </w:r>
+    </w:p>
+    <w:p>
+      <w:pPr>
+        <w:numPr>
+          <w:ilvl w:val="1"/>
+          <w:numId w:val="1"/>
+        </w:numPr>
+        <w:spacing w:before="100" w:beforeAutospacing="1" w:after="100" w:afterAutospacing="1"/>
+        <w:rPr>
+          <w:color w:val="000000"/>
+        </w:rPr>
+      </w:pPr>
+      <w:r>
+        <w:rPr>
+          <w:color w:val="000000"/>
+        </w:rPr>
+        <w:t>Data Quality Frameworks</w:t>
+      </w:r>
+    </w:p>
+    <w:p>
+      <w:pPr>
+        <w:numPr>
+          <w:ilvl w:val="1"/>
+          <w:numId w:val="1"/>
+        </w:numPr>
+        <w:spacing w:before="100" w:beforeAutospacing="1" w:after="100" w:afterAutospacing="1"/>
+        <w:rPr>
+          <w:color w:val="000000"/>
+        </w:rPr>
+      </w:pPr>
+      <w:r>
+        <w:rPr>
+          <w:color w:val="000000"/>
+        </w:rPr>
+        <w:t>Handling Data Consistency</w:t>
+      </w:r>
+    </w:p>
+    <w:p>
+      <w:pPr>
+        <w:numPr>
+          <w:ilvl w:val="1"/>
+          <w:numId w:val="1"/>
+        </w:numPr>
+        <w:spacing w:before="100" w:beforeAutospacing="1" w:after="100" w:afterAutospacing="1"/>
+        <w:rPr>
+          <w:color w:val="000000"/>
+        </w:rPr>
+      </w:pPr>
+      <w:r>
+        <w:rPr>
+          <w:color w:val="000000"/>
+        </w:rPr>
+        <w:t>Implementing Data Validation Rules</w:t>
+      </w:r>
     </w:p>
     <w:p>
       <w:pPr>
@@ -1142,61 +1208,75 @@
           <w:bCs/>
           <w:color w:val="000000"/>
         </w:rPr>
-        <w:t>Data Validation and Quality</w:t>
-      </w:r>
-    </w:p>
-    <w:p>
-      <w:pPr>
-        <w:numPr>
-          <w:ilvl w:val="1"/>
-          <w:numId w:val="1"/>
-        </w:numPr>
-        <w:spacing w:before="100" w:beforeAutospacing="1" w:after="100" w:afterAutospacing="1"/>
-        <w:rPr>
-          <w:color w:val="000000"/>
-        </w:rPr>
-      </w:pPr>
-      <w:r>
-        <w:rPr>
-          <w:color w:val="000000"/>
-        </w:rPr>
-        <w:t>Data Quality Frameworks</w:t>
-      </w:r>
-    </w:p>
-    <w:p>
-      <w:pPr>
-        <w:numPr>
-          <w:ilvl w:val="1"/>
-          <w:numId w:val="1"/>
-        </w:numPr>
-        <w:spacing w:before="100" w:beforeAutospacing="1" w:after="100" w:afterAutospacing="1"/>
-        <w:rPr>
-          <w:color w:val="000000"/>
-        </w:rPr>
-      </w:pPr>
-      <w:r>
-        <w:rPr>
-          <w:color w:val="000000"/>
-        </w:rPr>
-        <w:t>Handling Data Consistency</w:t>
-      </w:r>
-    </w:p>
-    <w:p>
-      <w:pPr>
-        <w:numPr>
-          <w:ilvl w:val="1"/>
-          <w:numId w:val="1"/>
-        </w:numPr>
-        <w:spacing w:before="100" w:beforeAutospacing="1" w:after="100" w:afterAutospacing="1"/>
-        <w:rPr>
-          <w:color w:val="000000"/>
-        </w:rPr>
-      </w:pPr>
-      <w:r>
-        <w:rPr>
-          <w:color w:val="000000"/>
-        </w:rPr>
-        <w:t>Implementing Data Validation Rules</w:t>
+        <w:t>Working with Cloud Platforms</w:t>
+      </w:r>
+    </w:p>
+    <w:p>
+      <w:pPr>
+        <w:numPr>
+          <w:ilvl w:val="1"/>
+          <w:numId w:val="1"/>
+        </w:numPr>
+        <w:spacing w:before="100" w:beforeAutospacing="1" w:after="100" w:afterAutospacing="1"/>
+        <w:rPr>
+          <w:color w:val="000000"/>
+        </w:rPr>
+      </w:pPr>
+      <w:r>
+        <w:rPr>
+          <w:color w:val="000000"/>
+        </w:rPr>
+        <w:t>Introduction to AWS with Boto3</w:t>
+      </w:r>
+    </w:p>
+    <w:p>
+      <w:pPr>
+        <w:numPr>
+          <w:ilvl w:val="1"/>
+          <w:numId w:val="1"/>
+        </w:numPr>
+        <w:spacing w:before="100" w:beforeAutospacing="1" w:after="100" w:afterAutospacing="1"/>
+        <w:rPr>
+          <w:color w:val="000000"/>
+        </w:rPr>
+      </w:pPr>
+      <w:r>
+        <w:rPr>
+          <w:color w:val="000000"/>
+        </w:rPr>
+        <w:t>Azure Data Services (Azure Data Factory, Azure Databricks)</w:t>
+      </w:r>
+    </w:p>
+    <w:p>
+      <w:pPr>
+        <w:numPr>
+          <w:ilvl w:val="1"/>
+          <w:numId w:val="1"/>
+        </w:numPr>
+        <w:spacing w:before="100" w:beforeAutospacing="1" w:after="100" w:afterAutospacing="1"/>
+        <w:rPr>
+          <w:color w:val="000000"/>
+        </w:rPr>
+      </w:pPr>
+      <w:r>
+        <w:rPr>
+          <w:color w:val="000000"/>
+        </w:rPr>
+        <w:t>Google Cloud (</w:t>
+      </w:r>
+      <w:proofErr w:type="spellStart"/>
+      <w:r>
+        <w:rPr>
+          <w:color w:val="000000"/>
+        </w:rPr>
+        <w:t>BigQuery</w:t>
+      </w:r>
+      <w:proofErr w:type="spellEnd"/>
+      <w:r>
+        <w:rPr>
+          <w:color w:val="000000"/>
+        </w:rPr>
+        <w:t>, Cloud Storage)</w:t>
       </w:r>
     </w:p>
     <w:p>
@@ -1216,75 +1296,61 @@
           <w:bCs/>
           <w:color w:val="000000"/>
         </w:rPr>
-        <w:t>Working with Cloud Platforms</w:t>
-      </w:r>
-    </w:p>
-    <w:p>
-      <w:pPr>
-        <w:numPr>
-          <w:ilvl w:val="1"/>
-          <w:numId w:val="1"/>
-        </w:numPr>
-        <w:spacing w:before="100" w:beforeAutospacing="1" w:after="100" w:afterAutospacing="1"/>
-        <w:rPr>
-          <w:color w:val="000000"/>
-        </w:rPr>
-      </w:pPr>
-      <w:r>
-        <w:rPr>
-          <w:color w:val="000000"/>
-        </w:rPr>
-        <w:t>Introduction to AWS with Boto3</w:t>
-      </w:r>
-    </w:p>
-    <w:p>
-      <w:pPr>
-        <w:numPr>
-          <w:ilvl w:val="1"/>
-          <w:numId w:val="1"/>
-        </w:numPr>
-        <w:spacing w:before="100" w:beforeAutospacing="1" w:after="100" w:afterAutospacing="1"/>
-        <w:rPr>
-          <w:color w:val="000000"/>
-        </w:rPr>
-      </w:pPr>
-      <w:r>
-        <w:rPr>
-          <w:color w:val="000000"/>
-        </w:rPr>
-        <w:t>Azure Data Services (Azure Data Factory, Azure Databricks)</w:t>
-      </w:r>
-    </w:p>
-    <w:p>
-      <w:pPr>
-        <w:numPr>
-          <w:ilvl w:val="1"/>
-          <w:numId w:val="1"/>
-        </w:numPr>
-        <w:spacing w:before="100" w:beforeAutospacing="1" w:after="100" w:afterAutospacing="1"/>
-        <w:rPr>
-          <w:color w:val="000000"/>
-        </w:rPr>
-      </w:pPr>
-      <w:r>
-        <w:rPr>
-          <w:color w:val="000000"/>
-        </w:rPr>
-        <w:t>Google Cloud (</w:t>
-      </w:r>
-      <w:proofErr w:type="spellStart"/>
-      <w:r>
-        <w:rPr>
-          <w:color w:val="000000"/>
-        </w:rPr>
-        <w:t>BigQuery</w:t>
-      </w:r>
-      <w:proofErr w:type="spellEnd"/>
-      <w:r>
-        <w:rPr>
-          <w:color w:val="000000"/>
-        </w:rPr>
-        <w:t>, Cloud Storage)</w:t>
+        <w:t>Performance Optimization for Data Pipelines</w:t>
+      </w:r>
+    </w:p>
+    <w:p>
+      <w:pPr>
+        <w:numPr>
+          <w:ilvl w:val="1"/>
+          <w:numId w:val="1"/>
+        </w:numPr>
+        <w:spacing w:before="100" w:beforeAutospacing="1" w:after="100" w:afterAutospacing="1"/>
+        <w:rPr>
+          <w:color w:val="000000"/>
+        </w:rPr>
+      </w:pPr>
+      <w:r>
+        <w:rPr>
+          <w:color w:val="000000"/>
+        </w:rPr>
+        <w:t>Optimizing Code for Performance</w:t>
+      </w:r>
+    </w:p>
+    <w:p>
+      <w:pPr>
+        <w:numPr>
+          <w:ilvl w:val="1"/>
+          <w:numId w:val="1"/>
+        </w:numPr>
+        <w:spacing w:before="100" w:beforeAutospacing="1" w:after="100" w:afterAutospacing="1"/>
+        <w:rPr>
+          <w:color w:val="000000"/>
+        </w:rPr>
+      </w:pPr>
+      <w:r>
+        <w:rPr>
+          <w:color w:val="000000"/>
+        </w:rPr>
+        <w:t>Parallel Processing with Python</w:t>
+      </w:r>
+    </w:p>
+    <w:p>
+      <w:pPr>
+        <w:numPr>
+          <w:ilvl w:val="1"/>
+          <w:numId w:val="1"/>
+        </w:numPr>
+        <w:spacing w:before="100" w:beforeAutospacing="1" w:after="100" w:afterAutospacing="1"/>
+        <w:rPr>
+          <w:color w:val="000000"/>
+        </w:rPr>
+      </w:pPr>
+      <w:r>
+        <w:rPr>
+          <w:color w:val="000000"/>
+        </w:rPr>
+        <w:t>Optimizing Pandas for Large Datasets</w:t>
       </w:r>
     </w:p>
     <w:p>
@@ -1304,62 +1370,92 @@
           <w:bCs/>
           <w:color w:val="000000"/>
         </w:rPr>
-        <w:t>Performance Optimization for Data Pipelines</w:t>
-      </w:r>
-    </w:p>
-    <w:p>
-      <w:pPr>
-        <w:numPr>
-          <w:ilvl w:val="1"/>
-          <w:numId w:val="1"/>
-        </w:numPr>
-        <w:spacing w:before="100" w:beforeAutospacing="1" w:after="100" w:afterAutospacing="1"/>
-        <w:rPr>
-          <w:color w:val="000000"/>
-        </w:rPr>
-      </w:pPr>
-      <w:r>
-        <w:rPr>
-          <w:color w:val="000000"/>
-        </w:rPr>
-        <w:t>Optimizing Code for Performance</w:t>
-      </w:r>
-    </w:p>
-    <w:p>
-      <w:pPr>
-        <w:numPr>
-          <w:ilvl w:val="1"/>
-          <w:numId w:val="1"/>
-        </w:numPr>
-        <w:spacing w:before="100" w:beforeAutospacing="1" w:after="100" w:afterAutospacing="1"/>
-        <w:rPr>
-          <w:color w:val="000000"/>
-        </w:rPr>
-      </w:pPr>
-      <w:r>
-        <w:rPr>
-          <w:color w:val="000000"/>
-        </w:rPr>
-        <w:t>Parallel Processing with Python</w:t>
-      </w:r>
-    </w:p>
-    <w:p>
-      <w:pPr>
-        <w:numPr>
-          <w:ilvl w:val="1"/>
-          <w:numId w:val="1"/>
-        </w:numPr>
-        <w:spacing w:before="100" w:beforeAutospacing="1" w:after="100" w:afterAutospacing="1"/>
-        <w:rPr>
-          <w:color w:val="000000"/>
-        </w:rPr>
-      </w:pPr>
-      <w:r>
-        <w:rPr>
-          <w:color w:val="000000"/>
-        </w:rPr>
-        <w:t>Optimizing Pandas for Large Datasets</w:t>
-      </w:r>
+        <w:t>Data Visualization and Reporting</w:t>
+      </w:r>
+    </w:p>
+    <w:p>
+      <w:pPr>
+        <w:numPr>
+          <w:ilvl w:val="1"/>
+          <w:numId w:val="1"/>
+        </w:numPr>
+        <w:spacing w:before="100" w:beforeAutospacing="1" w:after="100" w:afterAutospacing="1"/>
+        <w:rPr>
+          <w:color w:val="000000"/>
+        </w:rPr>
+      </w:pPr>
+      <w:r>
+        <w:rPr>
+          <w:color w:val="000000"/>
+        </w:rPr>
+        <w:t>Plotting with Matplotlib and Seaborn</w:t>
+      </w:r>
+    </w:p>
+    <w:p>
+      <w:pPr>
+        <w:numPr>
+          <w:ilvl w:val="1"/>
+          <w:numId w:val="1"/>
+        </w:numPr>
+        <w:spacing w:before="100" w:beforeAutospacing="1" w:after="100" w:afterAutospacing="1"/>
+        <w:rPr>
+          <w:color w:val="000000"/>
+        </w:rPr>
+      </w:pPr>
+      <w:r>
+        <w:rPr>
+          <w:color w:val="000000"/>
+        </w:rPr>
+        <w:t xml:space="preserve">Visualizing Data with </w:t>
+      </w:r>
+      <w:proofErr w:type="spellStart"/>
+      <w:r>
+        <w:rPr>
+          <w:color w:val="000000"/>
+        </w:rPr>
+        <w:t>Plotly</w:t>
+      </w:r>
+      <w:proofErr w:type="spellEnd"/>
+    </w:p>
+    <w:p>
+      <w:pPr>
+        <w:numPr>
+          <w:ilvl w:val="1"/>
+          <w:numId w:val="1"/>
+        </w:numPr>
+        <w:spacing w:before="100" w:beforeAutospacing="1" w:after="100" w:afterAutospacing="1"/>
+        <w:rPr>
+          <w:color w:val="000000"/>
+        </w:rPr>
+      </w:pPr>
+      <w:r>
+        <w:rPr>
+          <w:color w:val="000000"/>
+        </w:rPr>
+        <w:t xml:space="preserve">Dashboards with </w:t>
+      </w:r>
+      <w:proofErr w:type="spellStart"/>
+      <w:r>
+        <w:rPr>
+          <w:color w:val="000000"/>
+        </w:rPr>
+        <w:t>Plotly</w:t>
+      </w:r>
+      <w:proofErr w:type="spellEnd"/>
+      <w:r>
+        <w:rPr>
+          <w:color w:val="000000"/>
+        </w:rPr>
+        <w:t xml:space="preserve"> Dash and </w:t>
+      </w:r>
+      <w:proofErr w:type="spellStart"/>
+      <w:r>
+        <w:rPr>
+          <w:color w:val="000000"/>
+        </w:rPr>
+        <w:t>Streamlit</w:t>
+      </w:r>
+      <w:proofErr w:type="spellEnd"/>
     </w:p>
     <w:p>
       <w:pPr>
@@ -1378,92 +1474,62 @@
           <w:bCs/>
           <w:color w:val="000000"/>
         </w:rPr>
-        <w:t>Data Visualization and Reporting</w:t>
-      </w:r>
-    </w:p>
-    <w:p>
-      <w:pPr>
-        <w:numPr>
-          <w:ilvl w:val="1"/>
-          <w:numId w:val="1"/>
-        </w:numPr>
-        <w:spacing w:before="100" w:beforeAutospacing="1" w:after="100" w:afterAutospacing="1"/>
-        <w:rPr>
-          <w:color w:val="000000"/>
-        </w:rPr>
-      </w:pPr>
-      <w:r>
-        <w:rPr>
-          <w:color w:val="000000"/>
-        </w:rPr>
-        <w:t>Plotting with Matplotlib and Seaborn</w:t>
-      </w:r>
-    </w:p>
-    <w:p>
-      <w:pPr>
-        <w:numPr>
-          <w:ilvl w:val="1"/>
-          <w:numId w:val="1"/>
-        </w:numPr>
-        <w:spacing w:before="100" w:beforeAutospacing="1" w:after="100" w:afterAutospacing="1"/>
-        <w:rPr>
-          <w:color w:val="000000"/>
-        </w:rPr>
-      </w:pPr>
-      <w:r>
-        <w:rPr>
-          <w:color w:val="000000"/>
-        </w:rPr>
-        <w:t xml:space="preserve">Visualizing Data with </w:t>
-      </w:r>
-      <w:proofErr w:type="spellStart"/>
-      <w:r>
-        <w:rPr>
-          <w:color w:val="000000"/>
-        </w:rPr>
-        <w:t>Plotly</w:t>
-      </w:r>
-      <w:proofErr w:type="spellEnd"/>
-    </w:p>
-    <w:p>
-      <w:pPr>
-        <w:numPr>
-          <w:ilvl w:val="1"/>
-          <w:numId w:val="1"/>
-        </w:numPr>
-        <w:spacing w:before="100" w:beforeAutospacing="1" w:after="100" w:afterAutospacing="1"/>
-        <w:rPr>
-          <w:color w:val="000000"/>
-        </w:rPr>
-      </w:pPr>
-      <w:r>
-        <w:rPr>
-          <w:color w:val="000000"/>
-        </w:rPr>
-        <w:t xml:space="preserve">Dashboards with </w:t>
-      </w:r>
-      <w:proofErr w:type="spellStart"/>
-      <w:r>
-        <w:rPr>
-          <w:color w:val="000000"/>
-        </w:rPr>
-        <w:t>Plotly</w:t>
-      </w:r>
-      <w:proofErr w:type="spellEnd"/>
-      <w:r>
-        <w:rPr>
-          <w:color w:val="000000"/>
-        </w:rPr>
-        <w:t xml:space="preserve"> Dash and </w:t>
-      </w:r>
-      <w:proofErr w:type="spellStart"/>
-      <w:r>
-        <w:rPr>
-          <w:color w:val="000000"/>
-        </w:rPr>
-        <w:t>Streamlit</w:t>
-      </w:r>
-      <w:proofErr w:type="spellEnd"/>
+        <w:t>Version Control with Git</w:t>
+      </w:r>
+    </w:p>
+    <w:p>
+      <w:pPr>
+        <w:numPr>
+          <w:ilvl w:val="1"/>
+          <w:numId w:val="1"/>
+        </w:numPr>
+        <w:spacing w:before="100" w:beforeAutospacing="1" w:after="100" w:afterAutospacing="1"/>
+        <w:rPr>
+          <w:color w:val="000000"/>
+        </w:rPr>
+      </w:pPr>
+      <w:r>
+        <w:rPr>
+          <w:color w:val="000000"/>
+        </w:rPr>
+        <w:t>Git Basics for Data Engineers</w:t>
+      </w:r>
+    </w:p>
+    <w:p>
+      <w:pPr>
+        <w:numPr>
+          <w:ilvl w:val="1"/>
+          <w:numId w:val="1"/>
+        </w:numPr>
+        <w:spacing w:before="100" w:beforeAutospacing="1" w:after="100" w:afterAutospacing="1"/>
+        <w:rPr>
+          <w:color w:val="000000"/>
+        </w:rPr>
+      </w:pPr>
+      <w:r>
+        <w:rPr>
+          <w:color w:val="000000"/>
+        </w:rPr>
+        <w:t>Managing Branches and Merging Changes</w:t>
+      </w:r>
+    </w:p>
+    <w:p>
+      <w:pPr>
+        <w:numPr>
+          <w:ilvl w:val="1"/>
+          <w:numId w:val="1"/>
+        </w:numPr>
+        <w:spacing w:before="100" w:beforeAutospacing="1" w:after="100" w:afterAutospacing="1"/>
+        <w:rPr>
+          <w:color w:val="000000"/>
+        </w:rPr>
+      </w:pPr>
+      <w:r>
+        <w:rPr>
+          <w:color w:val="000000"/>
+        </w:rPr>
+        <w:t>Collaborating on GitHub</w:t>
+      </w:r>
     </w:p>
     <w:p>
       <w:pPr>
@@ -1482,61 +1548,61 @@
           <w:bCs/>
           <w:color w:val="000000"/>
         </w:rPr>
-        <w:t>Version Control with Git</w:t>
-      </w:r>
-    </w:p>
-    <w:p>
-      <w:pPr>
-        <w:numPr>
-          <w:ilvl w:val="1"/>
-          <w:numId w:val="1"/>
-        </w:numPr>
-        <w:spacing w:before="100" w:beforeAutospacing="1" w:after="100" w:afterAutospacing="1"/>
-        <w:rPr>
-          <w:color w:val="000000"/>
-        </w:rPr>
-      </w:pPr>
-      <w:r>
-        <w:rPr>
-          <w:color w:val="000000"/>
-        </w:rPr>
-        <w:t>Git Basics for Data Engineers</w:t>
-      </w:r>
-    </w:p>
-    <w:p>
-      <w:pPr>
-        <w:numPr>
-          <w:ilvl w:val="1"/>
-          <w:numId w:val="1"/>
-        </w:numPr>
-        <w:spacing w:before="100" w:beforeAutospacing="1" w:after="100" w:afterAutospacing="1"/>
-        <w:rPr>
-          <w:color w:val="000000"/>
-        </w:rPr>
-      </w:pPr>
-      <w:r>
-        <w:rPr>
-          <w:color w:val="000000"/>
-        </w:rPr>
-        <w:t>Managing Branches and Merging Changes</w:t>
-      </w:r>
-    </w:p>
-    <w:p>
-      <w:pPr>
-        <w:numPr>
-          <w:ilvl w:val="1"/>
-          <w:numId w:val="1"/>
-        </w:numPr>
-        <w:spacing w:before="100" w:beforeAutospacing="1" w:after="100" w:afterAutospacing="1"/>
-        <w:rPr>
-          <w:color w:val="000000"/>
-        </w:rPr>
-      </w:pPr>
-      <w:r>
-        <w:rPr>
-          <w:color w:val="000000"/>
-        </w:rPr>
-        <w:t>Collaborating on GitHub</w:t>
+        <w:t>Deployment and Automation</w:t>
+      </w:r>
+    </w:p>
+    <w:p>
+      <w:pPr>
+        <w:numPr>
+          <w:ilvl w:val="1"/>
+          <w:numId w:val="1"/>
+        </w:numPr>
+        <w:spacing w:before="100" w:beforeAutospacing="1" w:after="100" w:afterAutospacing="1"/>
+        <w:rPr>
+          <w:color w:val="000000"/>
+        </w:rPr>
+      </w:pPr>
+      <w:r>
+        <w:rPr>
+          <w:color w:val="000000"/>
+        </w:rPr>
+        <w:t>Containerization with Docker</w:t>
+      </w:r>
+    </w:p>
+    <w:p>
+      <w:pPr>
+        <w:numPr>
+          <w:ilvl w:val="1"/>
+          <w:numId w:val="1"/>
+        </w:numPr>
+        <w:spacing w:before="100" w:beforeAutospacing="1" w:after="100" w:afterAutospacing="1"/>
+        <w:rPr>
+          <w:color w:val="000000"/>
+        </w:rPr>
+      </w:pPr>
+      <w:r>
+        <w:rPr>
+          <w:color w:val="000000"/>
+        </w:rPr>
+        <w:t>Automating Data Pipelines with Apache Airflow</w:t>
+      </w:r>
+    </w:p>
+    <w:p>
+      <w:pPr>
+        <w:numPr>
+          <w:ilvl w:val="1"/>
+          <w:numId w:val="1"/>
+        </w:numPr>
+        <w:spacing w:before="100" w:beforeAutospacing="1" w:after="100" w:afterAutospacing="1"/>
+        <w:rPr>
+          <w:color w:val="000000"/>
+        </w:rPr>
+      </w:pPr>
+      <w:r>
+        <w:rPr>
+          <w:color w:val="000000"/>
+        </w:rPr>
+        <w:t>Continuous Integration/Continuous Deployment (CI/CD)</w:t>
       </w:r>
     </w:p>
     <w:p>
@@ -1556,61 +1622,61 @@
           <w:bCs/>
           <w:color w:val="000000"/>
         </w:rPr>
-        <w:t>Deployment and Automation</w:t>
-      </w:r>
-    </w:p>
-    <w:p>
-      <w:pPr>
-        <w:numPr>
-          <w:ilvl w:val="1"/>
-          <w:numId w:val="1"/>
-        </w:numPr>
-        <w:spacing w:before="100" w:beforeAutospacing="1" w:after="100" w:afterAutospacing="1"/>
-        <w:rPr>
-          <w:color w:val="000000"/>
-        </w:rPr>
-      </w:pPr>
-      <w:r>
-        <w:rPr>
-          <w:color w:val="000000"/>
-        </w:rPr>
-        <w:t>Containerization with Docker</w:t>
-      </w:r>
-    </w:p>
-    <w:p>
-      <w:pPr>
-        <w:numPr>
-          <w:ilvl w:val="1"/>
-          <w:numId w:val="1"/>
-        </w:numPr>
-        <w:spacing w:before="100" w:beforeAutospacing="1" w:after="100" w:afterAutospacing="1"/>
-        <w:rPr>
-          <w:color w:val="000000"/>
-        </w:rPr>
-      </w:pPr>
-      <w:r>
-        <w:rPr>
-          <w:color w:val="000000"/>
-        </w:rPr>
-        <w:t>Automating Data Pipelines with Apache Airflow</w:t>
-      </w:r>
-    </w:p>
-    <w:p>
-      <w:pPr>
-        <w:numPr>
-          <w:ilvl w:val="1"/>
-          <w:numId w:val="1"/>
-        </w:numPr>
-        <w:spacing w:before="100" w:beforeAutospacing="1" w:after="100" w:afterAutospacing="1"/>
-        <w:rPr>
-          <w:color w:val="000000"/>
-        </w:rPr>
-      </w:pPr>
-      <w:r>
-        <w:rPr>
-          <w:color w:val="000000"/>
-        </w:rPr>
-        <w:t>Continuous Integration/Continuous Deployment (CI/CD)</w:t>
+        <w:t>Security and Best Practices</w:t>
+      </w:r>
+    </w:p>
+    <w:p>
+      <w:pPr>
+        <w:numPr>
+          <w:ilvl w:val="1"/>
+          <w:numId w:val="1"/>
+        </w:numPr>
+        <w:spacing w:before="100" w:beforeAutospacing="1" w:after="100" w:afterAutospacing="1"/>
+        <w:rPr>
+          <w:color w:val="000000"/>
+        </w:rPr>
+      </w:pPr>
+      <w:r>
+        <w:rPr>
+          <w:color w:val="000000"/>
+        </w:rPr>
+        <w:t>Secure Coding Practices</w:t>
+      </w:r>
+    </w:p>
+    <w:p>
+      <w:pPr>
+        <w:numPr>
+          <w:ilvl w:val="1"/>
+          <w:numId w:val="1"/>
+        </w:numPr>
+        <w:spacing w:before="100" w:beforeAutospacing="1" w:after="100" w:afterAutospacing="1"/>
+        <w:rPr>
+          <w:color w:val="000000"/>
+        </w:rPr>
+      </w:pPr>
+      <w:r>
+        <w:rPr>
+          <w:color w:val="000000"/>
+        </w:rPr>
+        <w:t>Data Encryption and Masking</w:t>
+      </w:r>
+    </w:p>
+    <w:p>
+      <w:pPr>
+        <w:numPr>
+          <w:ilvl w:val="1"/>
+          <w:numId w:val="1"/>
+        </w:numPr>
+        <w:spacing w:before="100" w:beforeAutospacing="1" w:after="100" w:afterAutospacing="1"/>
+        <w:rPr>
+          <w:color w:val="000000"/>
+        </w:rPr>
+      </w:pPr>
+      <w:r>
+        <w:rPr>
+          <w:color w:val="000000"/>
+        </w:rPr>
+        <w:t>Managing Sensitive Information with Environment Variables</w:t>
       </w:r>
     </w:p>
     <w:p>
@@ -1630,118 +1696,2096 @@
           <w:bCs/>
           <w:color w:val="000000"/>
         </w:rPr>
-        <w:t>Security and Best Practices</w:t>
-      </w:r>
-    </w:p>
-    <w:p>
-      <w:pPr>
-        <w:numPr>
-          <w:ilvl w:val="1"/>
-          <w:numId w:val="1"/>
-        </w:numPr>
-        <w:spacing w:before="100" w:beforeAutospacing="1" w:after="100" w:afterAutospacing="1"/>
-        <w:rPr>
-          <w:color w:val="000000"/>
-        </w:rPr>
-      </w:pPr>
-      <w:r>
-        <w:rPr>
-          <w:color w:val="000000"/>
-        </w:rPr>
-        <w:t>Secure Coding Practices</w:t>
-      </w:r>
-    </w:p>
-    <w:p>
-      <w:pPr>
-        <w:numPr>
-          <w:ilvl w:val="1"/>
-          <w:numId w:val="1"/>
-        </w:numPr>
-        <w:spacing w:before="100" w:beforeAutospacing="1" w:after="100" w:afterAutospacing="1"/>
-        <w:rPr>
-          <w:color w:val="000000"/>
-        </w:rPr>
-      </w:pPr>
-      <w:r>
-        <w:rPr>
-          <w:color w:val="000000"/>
-        </w:rPr>
-        <w:t>Data Encryption and Masking</w:t>
-      </w:r>
-    </w:p>
-    <w:p>
-      <w:pPr>
-        <w:numPr>
-          <w:ilvl w:val="1"/>
-          <w:numId w:val="1"/>
-        </w:numPr>
-        <w:spacing w:before="100" w:beforeAutospacing="1" w:after="100" w:afterAutospacing="1"/>
-        <w:rPr>
-          <w:color w:val="000000"/>
-        </w:rPr>
-      </w:pPr>
-      <w:r>
-        <w:rPr>
-          <w:color w:val="000000"/>
-        </w:rPr>
-        <w:t>Managing Sensitive Information with Environment Variables</w:t>
-      </w:r>
-    </w:p>
-    <w:p>
-      <w:pPr>
-        <w:numPr>
-          <w:ilvl w:val="0"/>
-          <w:numId w:val="1"/>
-        </w:numPr>
-        <w:spacing w:before="100" w:beforeAutospacing="1" w:after="100" w:afterAutospacing="1"/>
-        <w:rPr>
-          <w:color w:val="000000"/>
-        </w:rPr>
-      </w:pPr>
-      <w:r>
+        <w:t>Conclusion</w:t>
+      </w:r>
+    </w:p>
+    <w:p>
+      <w:pPr>
+        <w:numPr>
+          <w:ilvl w:val="1"/>
+          <w:numId w:val="1"/>
+        </w:numPr>
+        <w:spacing w:before="100" w:beforeAutospacing="1" w:after="100" w:afterAutospacing="1"/>
+        <w:rPr>
+          <w:color w:val="000000"/>
+        </w:rPr>
+      </w:pPr>
+      <w:r>
+        <w:rPr>
+          <w:color w:val="000000"/>
+        </w:rPr>
+        <w:t>Final Thoughts</w:t>
+      </w:r>
+    </w:p>
+    <w:p>
+      <w:pPr>
+        <w:numPr>
+          <w:ilvl w:val="1"/>
+          <w:numId w:val="1"/>
+        </w:numPr>
+        <w:spacing w:before="100" w:beforeAutospacing="1" w:after="100" w:afterAutospacing="1"/>
+        <w:rPr>
+          <w:color w:val="000000"/>
+        </w:rPr>
+      </w:pPr>
+      <w:r>
+        <w:rPr>
+          <w:color w:val="000000"/>
+        </w:rPr>
+        <w:t>Next Steps for Learning and Growth</w:t>
+      </w:r>
+    </w:p>
+    <w:p>
+      <w:pPr>
         <w:rPr>
           <w:b/>
           <w:bCs/>
           <w:color w:val="000000"/>
         </w:rPr>
-        <w:t>Conclusion</w:t>
-      </w:r>
-    </w:p>
-    <w:p>
-      <w:pPr>
-        <w:numPr>
-          <w:ilvl w:val="1"/>
-          <w:numId w:val="1"/>
-        </w:numPr>
-        <w:spacing w:before="100" w:beforeAutospacing="1" w:after="100" w:afterAutospacing="1"/>
-        <w:rPr>
-          <w:color w:val="000000"/>
-        </w:rPr>
-      </w:pPr>
-      <w:r>
-        <w:rPr>
-          <w:color w:val="000000"/>
-        </w:rPr>
-        <w:t>Final Thoughts</w:t>
-      </w:r>
-    </w:p>
-    <w:p>
-      <w:pPr>
-        <w:numPr>
-          <w:ilvl w:val="1"/>
-          <w:numId w:val="1"/>
-        </w:numPr>
-        <w:spacing w:before="100" w:beforeAutospacing="1" w:after="100" w:afterAutospacing="1"/>
-        <w:rPr>
-          <w:color w:val="000000"/>
-        </w:rPr>
-      </w:pPr>
-      <w:r>
-        <w:rPr>
-          <w:color w:val="000000"/>
-        </w:rPr>
-        <w:t>Next Steps for Learning and Growth</w:t>
-      </w:r>
+      </w:pPr>
+      <w:r>
+        <w:rPr>
+          <w:b/>
+          <w:bCs/>
+          <w:color w:val="000000"/>
+        </w:rPr>
+        <w:t>1.</w:t>
+      </w:r>
+      <w:r>
+        <w:rPr>
+          <w:b/>
+          <w:bCs/>
+          <w:color w:val="000000"/>
+        </w:rPr>
+        <w:t>Why Python for Data Engineering?</w:t>
+      </w:r>
+    </w:p>
+    <w:p>
+      <w:pPr>
+        <w:rPr>
+          <w:color w:val="000000"/>
+        </w:rPr>
+      </w:pPr>
+      <w:r>
+        <w:rPr>
+          <w:color w:val="000000"/>
+        </w:rPr>
+        <w:t>Python is one of the most popular programming languages in the world—and for good reason. It is simple, readable, and extremely powerful. For data engineers, Python is</w:t>
+      </w:r>
+      <w:r>
+        <w:rPr>
+          <w:rStyle w:val="apple-converted-space"/>
+          <w:rFonts w:eastAsiaTheme="majorEastAsia"/>
+          <w:color w:val="000000"/>
+        </w:rPr>
+        <w:t> </w:t>
+      </w:r>
+      <w:r>
+        <w:rPr>
+          <w:rStyle w:val="Strong"/>
+          <w:rFonts w:eastAsiaTheme="majorEastAsia"/>
+          <w:color w:val="000000"/>
+        </w:rPr>
+        <w:t>the go-to tool</w:t>
+      </w:r>
+      <w:r>
+        <w:rPr>
+          <w:rStyle w:val="apple-converted-space"/>
+          <w:rFonts w:eastAsiaTheme="majorEastAsia"/>
+          <w:color w:val="000000"/>
+        </w:rPr>
+        <w:t> </w:t>
+      </w:r>
+      <w:r>
+        <w:rPr>
+          <w:color w:val="000000"/>
+        </w:rPr>
+        <w:t>for building data pipelines, automating tasks, handling big data, and integrating with cloud services and databases.</w:t>
+      </w:r>
+    </w:p>
+    <w:p>
+      <w:pPr>
+        <w:rPr>
+          <w:b/>
+          <w:bCs/>
+          <w:color w:val="000000"/>
+        </w:rPr>
+      </w:pPr>
+    </w:p>
+    <w:p>
+      <w:pPr>
+        <w:rPr>
+          <w:color w:val="000000"/>
+        </w:rPr>
+      </w:pPr>
+      <w:r>
+        <w:rPr>
+          <w:color w:val="000000"/>
+        </w:rPr>
+        <w:t>Here’s</w:t>
+      </w:r>
+      <w:r>
+        <w:rPr>
+          <w:rStyle w:val="apple-converted-space"/>
+          <w:rFonts w:eastAsiaTheme="majorEastAsia"/>
+          <w:color w:val="000000"/>
+        </w:rPr>
+        <w:t> </w:t>
+      </w:r>
+      <w:r>
+        <w:rPr>
+          <w:rStyle w:val="Strong"/>
+          <w:rFonts w:eastAsiaTheme="majorEastAsia"/>
+          <w:color w:val="000000"/>
+        </w:rPr>
+        <w:t>why Python is so widely used in data engineering</w:t>
+      </w:r>
+      <w:r>
+        <w:rPr>
+          <w:color w:val="000000"/>
+        </w:rPr>
+        <w:t>:</w:t>
+      </w:r>
+    </w:p>
+    <w:p>
+      <w:pPr>
+        <w:numPr>
+          <w:ilvl w:val="0"/>
+          <w:numId w:val="3"/>
+        </w:numPr>
+        <w:rPr>
+          <w:color w:val="000000"/>
+        </w:rPr>
+      </w:pPr>
+      <w:r>
+        <w:rPr>
+          <w:rFonts w:ascii="Apple Color Emoji" w:hAnsi="Apple Color Emoji" w:cs="Apple Color Emoji"/>
+          <w:color w:val="000000"/>
+        </w:rPr>
+        <w:t>✅</w:t>
+      </w:r>
+      <w:r>
+        <w:rPr>
+          <w:rStyle w:val="apple-converted-space"/>
+          <w:rFonts w:eastAsiaTheme="majorEastAsia"/>
+          <w:color w:val="000000"/>
+        </w:rPr>
+        <w:t> </w:t>
+      </w:r>
+      <w:r>
+        <w:rPr>
+          <w:rStyle w:val="Strong"/>
+          <w:rFonts w:eastAsiaTheme="majorEastAsia"/>
+          <w:color w:val="000000"/>
+        </w:rPr>
+        <w:t>Easy to Learn</w:t>
+      </w:r>
+      <w:r>
+        <w:rPr>
+          <w:color w:val="000000"/>
+        </w:rPr>
+        <w:t>: Its clean syntax makes it beginner-friendly and easy to understand, even if you’ve never coded before.</w:t>
+      </w:r>
+    </w:p>
+    <w:p>
+      <w:pPr>
+        <w:numPr>
+          <w:ilvl w:val="0"/>
+          <w:numId w:val="3"/>
+        </w:numPr>
+        <w:rPr>
+          <w:color w:val="000000"/>
+        </w:rPr>
+      </w:pPr>
+      <w:r>
+        <w:rPr>
+          <w:rFonts w:ascii="Apple Color Emoji" w:hAnsi="Apple Color Emoji" w:cs="Apple Color Emoji"/>
+          <w:color w:val="000000"/>
+        </w:rPr>
+        <w:lastRenderedPageBreak/>
+        <w:t>✅</w:t>
+      </w:r>
+      <w:r>
+        <w:rPr>
+          <w:rStyle w:val="apple-converted-space"/>
+          <w:rFonts w:eastAsiaTheme="majorEastAsia"/>
+          <w:color w:val="000000"/>
+        </w:rPr>
+        <w:t> </w:t>
+      </w:r>
+      <w:r>
+        <w:rPr>
+          <w:rStyle w:val="Strong"/>
+          <w:rFonts w:eastAsiaTheme="majorEastAsia"/>
+          <w:color w:val="000000"/>
+        </w:rPr>
+        <w:t>Great Support for Data Handling</w:t>
+      </w:r>
+      <w:r>
+        <w:rPr>
+          <w:color w:val="000000"/>
+        </w:rPr>
+        <w:t xml:space="preserve">: Python can work with files, databases, APIs, and </w:t>
+      </w:r>
+      <w:proofErr w:type="gramStart"/>
+      <w:r>
+        <w:rPr>
+          <w:color w:val="000000"/>
+        </w:rPr>
+        <w:t>more—making</w:t>
+      </w:r>
+      <w:proofErr w:type="gramEnd"/>
+      <w:r>
+        <w:rPr>
+          <w:color w:val="000000"/>
+        </w:rPr>
+        <w:t xml:space="preserve"> it ideal for moving, transforming, and storing data.</w:t>
+      </w:r>
+    </w:p>
+    <w:p>
+      <w:pPr>
+        <w:numPr>
+          <w:ilvl w:val="0"/>
+          <w:numId w:val="3"/>
+        </w:numPr>
+        <w:spacing w:before="100" w:beforeAutospacing="1"/>
+        <w:rPr>
+          <w:color w:val="000000"/>
+        </w:rPr>
+      </w:pPr>
+      <w:r>
+        <w:rPr>
+          <w:rFonts w:ascii="Apple Color Emoji" w:hAnsi="Apple Color Emoji" w:cs="Apple Color Emoji"/>
+          <w:color w:val="000000"/>
+        </w:rPr>
+        <w:t>✅</w:t>
+      </w:r>
+      <w:r>
+        <w:rPr>
+          <w:rStyle w:val="apple-converted-space"/>
+          <w:rFonts w:eastAsiaTheme="majorEastAsia"/>
+          <w:color w:val="000000"/>
+        </w:rPr>
+        <w:t> </w:t>
+      </w:r>
+      <w:r>
+        <w:rPr>
+          <w:rStyle w:val="Strong"/>
+          <w:rFonts w:eastAsiaTheme="majorEastAsia"/>
+          <w:color w:val="000000"/>
+        </w:rPr>
+        <w:t>Works Well with Big Data Tools</w:t>
+      </w:r>
+      <w:r>
+        <w:rPr>
+          <w:color w:val="000000"/>
+        </w:rPr>
+        <w:t>: Python integrates with Apache Spark, Hadoop, and cloud services like AWS, Azure, and GCP.</w:t>
+      </w:r>
+    </w:p>
+    <w:p>
+      <w:pPr>
+        <w:numPr>
+          <w:ilvl w:val="0"/>
+          <w:numId w:val="3"/>
+        </w:numPr>
+        <w:spacing w:before="100" w:beforeAutospacing="1"/>
+        <w:rPr>
+          <w:color w:val="000000"/>
+        </w:rPr>
+      </w:pPr>
+      <w:r>
+        <w:rPr>
+          <w:rFonts w:ascii="Apple Color Emoji" w:hAnsi="Apple Color Emoji" w:cs="Apple Color Emoji"/>
+          <w:color w:val="000000"/>
+        </w:rPr>
+        <w:t>✅</w:t>
+      </w:r>
+      <w:r>
+        <w:rPr>
+          <w:rStyle w:val="apple-converted-space"/>
+          <w:rFonts w:eastAsiaTheme="majorEastAsia"/>
+          <w:color w:val="000000"/>
+        </w:rPr>
+        <w:t> </w:t>
+      </w:r>
+      <w:r>
+        <w:rPr>
+          <w:rStyle w:val="Strong"/>
+          <w:rFonts w:eastAsiaTheme="majorEastAsia"/>
+          <w:color w:val="000000"/>
+        </w:rPr>
+        <w:t>Large Community &amp; Libraries</w:t>
+      </w:r>
+      <w:r>
+        <w:rPr>
+          <w:color w:val="000000"/>
+        </w:rPr>
+        <w:t>: Thousands of Python libraries and a strong community mean you’ll never be stuck.</w:t>
+      </w:r>
+    </w:p>
+    <w:p>
+      <w:pPr>
+        <w:rPr>
+          <w:color w:val="000000"/>
+        </w:rPr>
+      </w:pPr>
+      <w:r>
+        <w:rPr>
+          <w:color w:val="000000"/>
+        </w:rPr>
+        <w:t>Python helps data engineers with tasks like:</w:t>
+      </w:r>
+    </w:p>
+    <w:p>
+      <w:pPr>
+        <w:numPr>
+          <w:ilvl w:val="0"/>
+          <w:numId w:val="4"/>
+        </w:numPr>
+        <w:rPr>
+          <w:color w:val="000000"/>
+        </w:rPr>
+      </w:pPr>
+      <w:r>
+        <w:rPr>
+          <w:color w:val="000000"/>
+        </w:rPr>
+        <w:t>Writing ETL (Extract, Transform, Load) pipelines</w:t>
+      </w:r>
+    </w:p>
+    <w:p>
+      <w:pPr>
+        <w:numPr>
+          <w:ilvl w:val="0"/>
+          <w:numId w:val="4"/>
+        </w:numPr>
+        <w:rPr>
+          <w:color w:val="000000"/>
+        </w:rPr>
+      </w:pPr>
+      <w:r>
+        <w:rPr>
+          <w:color w:val="000000"/>
+        </w:rPr>
+        <w:t>Automating data workflows</w:t>
+      </w:r>
+    </w:p>
+    <w:p>
+      <w:pPr>
+        <w:numPr>
+          <w:ilvl w:val="0"/>
+          <w:numId w:val="4"/>
+        </w:numPr>
+        <w:rPr>
+          <w:color w:val="000000"/>
+        </w:rPr>
+      </w:pPr>
+      <w:r>
+        <w:rPr>
+          <w:color w:val="000000"/>
+        </w:rPr>
+        <w:t>Reading/writing from databases</w:t>
+      </w:r>
+    </w:p>
+    <w:p>
+      <w:pPr>
+        <w:numPr>
+          <w:ilvl w:val="0"/>
+          <w:numId w:val="4"/>
+        </w:numPr>
+        <w:rPr>
+          <w:color w:val="000000"/>
+        </w:rPr>
+      </w:pPr>
+      <w:r>
+        <w:rPr>
+          <w:color w:val="000000"/>
+        </w:rPr>
+        <w:t>Working with APIs and cloud storage</w:t>
+      </w:r>
+    </w:p>
+    <w:p>
+      <w:pPr>
+        <w:numPr>
+          <w:ilvl w:val="0"/>
+          <w:numId w:val="4"/>
+        </w:numPr>
+        <w:rPr>
+          <w:color w:val="000000"/>
+        </w:rPr>
+      </w:pPr>
+      <w:r>
+        <w:rPr>
+          <w:color w:val="000000"/>
+        </w:rPr>
+        <w:t>Processing streaming data (real-time)</w:t>
+      </w:r>
+    </w:p>
+    <w:p>
+      <w:pPr>
+        <w:rPr>
+          <w:color w:val="000000"/>
+        </w:rPr>
+      </w:pPr>
+      <w:r>
+        <w:rPr>
+          <w:color w:val="000000"/>
+        </w:rPr>
+        <w:t>In short,</w:t>
+      </w:r>
+      <w:r>
+        <w:rPr>
+          <w:rStyle w:val="apple-converted-space"/>
+          <w:rFonts w:eastAsiaTheme="majorEastAsia"/>
+          <w:color w:val="000000"/>
+        </w:rPr>
+        <w:t> </w:t>
+      </w:r>
+      <w:r>
+        <w:rPr>
+          <w:rStyle w:val="Strong"/>
+          <w:rFonts w:eastAsiaTheme="majorEastAsia"/>
+          <w:color w:val="000000"/>
+        </w:rPr>
+        <w:t>Python is the engine that powers modern data engineering</w:t>
+      </w:r>
+    </w:p>
+    <w:p>
+      <w:pPr>
+        <w:spacing w:before="100" w:beforeAutospacing="1" w:after="100" w:afterAutospacing="1"/>
+        <w:outlineLvl w:val="2"/>
+        <w:rPr>
+          <w:b/>
+          <w:bCs/>
+          <w:color w:val="000000"/>
+          <w:sz w:val="27"/>
+          <w:szCs w:val="27"/>
+        </w:rPr>
+      </w:pPr>
+      <w:r>
+        <w:rPr>
+          <w:b/>
+          <w:bCs/>
+          <w:color w:val="000000"/>
+          <w:sz w:val="27"/>
+          <w:szCs w:val="27"/>
+        </w:rPr>
+        <w:t>Key Python Libraries for Data Engineering</w:t>
+      </w:r>
+    </w:p>
+    <w:p>
+      <w:pPr>
+        <w:spacing w:before="100" w:beforeAutospacing="1" w:after="100" w:afterAutospacing="1"/>
+        <w:rPr>
+          <w:color w:val="000000"/>
+        </w:rPr>
+      </w:pPr>
+      <w:r>
+        <w:rPr>
+          <w:color w:val="000000"/>
+        </w:rPr>
+        <w:t>Let’s look at the </w:t>
+      </w:r>
+      <w:r>
+        <w:rPr>
+          <w:b/>
+          <w:bCs/>
+          <w:color w:val="000000"/>
+        </w:rPr>
+        <w:t>must-know Python libraries</w:t>
+      </w:r>
+      <w:r>
+        <w:rPr>
+          <w:color w:val="000000"/>
+        </w:rPr>
+        <w:t> for every data engineer:</w:t>
+      </w:r>
+    </w:p>
+    <w:tbl>
+      <w:tblPr>
+        <w:tblW w:w="0" w:type="auto"/>
+        <w:tblCellSpacing w:w="15" w:type="dxa"/>
+        <w:tblCellMar>
+          <w:top w:w="15" w:type="dxa"/>
+          <w:left w:w="15" w:type="dxa"/>
+          <w:bottom w:w="15" w:type="dxa"/>
+          <w:right w:w="15" w:type="dxa"/>
+        </w:tblCellMar>
+        <w:tblLook w:val="04A0" w:firstRow="1" w:lastRow="0" w:firstColumn="1" w:lastColumn="0" w:noHBand="0" w:noVBand="1"/>
+      </w:tblPr>
+      <w:tblGrid>
+        <w:gridCol w:w="2579"/>
+        <w:gridCol w:w="8221"/>
+      </w:tblGrid>
+      <w:tr>
+        <w:trPr>
+          <w:tblHeader/>
+          <w:tblCellSpacing w:w="15" w:type="dxa"/>
+        </w:trPr>
+        <w:tc>
+          <w:tcPr>
+            <w:tcW w:w="0" w:type="auto"/>
+            <w:vAlign w:val="center"/>
+            <w:hideMark/>
+          </w:tcPr>
+          <w:p>
+            <w:pPr>
+              <w:jc w:val="center"/>
+              <w:rPr>
+                <w:b/>
+                <w:bCs/>
+              </w:rPr>
+            </w:pPr>
+            <w:r>
+              <w:rPr>
+                <w:b/>
+                <w:bCs/>
+              </w:rPr>
+              <w:t>Library</w:t>
+            </w:r>
+          </w:p>
+        </w:tc>
+        <w:tc>
+          <w:tcPr>
+            <w:tcW w:w="0" w:type="auto"/>
+            <w:vAlign w:val="center"/>
+            <w:hideMark/>
+          </w:tcPr>
+          <w:p>
+            <w:pPr>
+              <w:jc w:val="center"/>
+              <w:rPr>
+                <w:b/>
+                <w:bCs/>
+              </w:rPr>
+            </w:pPr>
+            <w:r>
+              <w:rPr>
+                <w:b/>
+                <w:bCs/>
+              </w:rPr>
+              <w:t>What it Does</w:t>
+            </w:r>
+          </w:p>
+        </w:tc>
+      </w:tr>
+      <w:tr>
+        <w:trPr>
+          <w:tblCellSpacing w:w="15" w:type="dxa"/>
+        </w:trPr>
+        <w:tc>
+          <w:tcPr>
+            <w:tcW w:w="0" w:type="auto"/>
+            <w:vAlign w:val="center"/>
+            <w:hideMark/>
+          </w:tcPr>
+          <w:p>
+            <w:r>
+              <w:rPr>
+                <w:b/>
+                <w:bCs/>
+              </w:rPr>
+              <w:t>Pandas</w:t>
+            </w:r>
+          </w:p>
+        </w:tc>
+        <w:tc>
+          <w:tcPr>
+            <w:tcW w:w="0" w:type="auto"/>
+            <w:vAlign w:val="center"/>
+            <w:hideMark/>
+          </w:tcPr>
+          <w:p>
+            <w:r>
+              <w:t>Used for data cleaning, manipulation, and transformation. Think of it like Excel on steroids.</w:t>
+            </w:r>
+          </w:p>
+        </w:tc>
+      </w:tr>
+      <w:tr>
+        <w:trPr>
+          <w:tblCellSpacing w:w="15" w:type="dxa"/>
+        </w:trPr>
+        <w:tc>
+          <w:tcPr>
+            <w:tcW w:w="0" w:type="auto"/>
+            <w:vAlign w:val="center"/>
+            <w:hideMark/>
+          </w:tcPr>
+          <w:p>
+            <w:r>
+              <w:rPr>
+                <w:b/>
+                <w:bCs/>
+              </w:rPr>
+              <w:t>NumPy</w:t>
+            </w:r>
+          </w:p>
+        </w:tc>
+        <w:tc>
+          <w:tcPr>
+            <w:tcW w:w="0" w:type="auto"/>
+            <w:vAlign w:val="center"/>
+            <w:hideMark/>
+          </w:tcPr>
+          <w:p>
+            <w:r>
+              <w:t>Adds support for fast mathematical operations and arrays—often used with Pandas.</w:t>
+            </w:r>
+          </w:p>
+        </w:tc>
+      </w:tr>
+      <w:tr>
+        <w:trPr>
+          <w:tblCellSpacing w:w="15" w:type="dxa"/>
+        </w:trPr>
+        <w:tc>
+          <w:tcPr>
+            <w:tcW w:w="0" w:type="auto"/>
+            <w:vAlign w:val="center"/>
+            <w:hideMark/>
+          </w:tcPr>
+          <w:p>
+            <w:proofErr w:type="spellStart"/>
+            <w:r>
+              <w:rPr>
+                <w:b/>
+                <w:bCs/>
+              </w:rPr>
+              <w:t>SQLAlchemy</w:t>
+            </w:r>
+            <w:proofErr w:type="spellEnd"/>
+          </w:p>
+        </w:tc>
+        <w:tc>
+          <w:tcPr>
+            <w:tcW w:w="0" w:type="auto"/>
+            <w:vAlign w:val="center"/>
+            <w:hideMark/>
+          </w:tcPr>
+          <w:p>
+            <w:r>
+              <w:t>Let’s</w:t>
+            </w:r>
+            <w:r>
+              <w:t xml:space="preserve"> Python interact with SQL databases easily (insert, read, update data using Python code).</w:t>
+            </w:r>
+          </w:p>
+        </w:tc>
+      </w:tr>
+      <w:tr>
+        <w:trPr>
+          <w:tblCellSpacing w:w="15" w:type="dxa"/>
+        </w:trPr>
+        <w:tc>
+          <w:tcPr>
+            <w:tcW w:w="0" w:type="auto"/>
+            <w:vAlign w:val="center"/>
+            <w:hideMark/>
+          </w:tcPr>
+          <w:p>
+            <w:proofErr w:type="spellStart"/>
+            <w:r>
+              <w:rPr>
+                <w:b/>
+                <w:bCs/>
+              </w:rPr>
+              <w:t>PySpark</w:t>
+            </w:r>
+            <w:proofErr w:type="spellEnd"/>
+          </w:p>
+        </w:tc>
+        <w:tc>
+          <w:tcPr>
+            <w:tcW w:w="0" w:type="auto"/>
+            <w:vAlign w:val="center"/>
+            <w:hideMark/>
+          </w:tcPr>
+          <w:p>
+            <w:r>
+              <w:t>A Python API for Apache Spark. Used when working with big data or distributed computing.</w:t>
+            </w:r>
+          </w:p>
+        </w:tc>
+      </w:tr>
+      <w:tr>
+        <w:trPr>
+          <w:tblCellSpacing w:w="15" w:type="dxa"/>
+        </w:trPr>
+        <w:tc>
+          <w:tcPr>
+            <w:tcW w:w="0" w:type="auto"/>
+            <w:vAlign w:val="center"/>
+            <w:hideMark/>
+          </w:tcPr>
+          <w:p>
+            <w:r>
+              <w:rPr>
+                <w:b/>
+                <w:bCs/>
+              </w:rPr>
+              <w:t>Requests</w:t>
+            </w:r>
+          </w:p>
+        </w:tc>
+        <w:tc>
+          <w:tcPr>
+            <w:tcW w:w="0" w:type="auto"/>
+            <w:vAlign w:val="center"/>
+            <w:hideMark/>
+          </w:tcPr>
+          <w:p>
+            <w:r>
+              <w:t>Used for making API calls—useful when pulling data from external sources like web services.</w:t>
+            </w:r>
+          </w:p>
+        </w:tc>
+      </w:tr>
+      <w:tr>
+        <w:trPr>
+          <w:tblCellSpacing w:w="15" w:type="dxa"/>
+        </w:trPr>
+        <w:tc>
+          <w:tcPr>
+            <w:tcW w:w="0" w:type="auto"/>
+            <w:vAlign w:val="center"/>
+            <w:hideMark/>
+          </w:tcPr>
+          <w:p>
+            <w:r>
+              <w:rPr>
+                <w:b/>
+                <w:bCs/>
+              </w:rPr>
+              <w:t>Airflow</w:t>
+            </w:r>
+          </w:p>
+        </w:tc>
+        <w:tc>
+          <w:tcPr>
+            <w:tcW w:w="0" w:type="auto"/>
+            <w:vAlign w:val="center"/>
+            <w:hideMark/>
+          </w:tcPr>
+          <w:p>
+            <w:r>
+              <w:t>Not a library, but a full tool written in Python to schedule and manage data pipelines (ETL orchestration).</w:t>
+            </w:r>
+          </w:p>
+        </w:tc>
+      </w:tr>
+      <w:tr>
+        <w:trPr>
+          <w:tblCellSpacing w:w="15" w:type="dxa"/>
+        </w:trPr>
+        <w:tc>
+          <w:tcPr>
+            <w:tcW w:w="0" w:type="auto"/>
+            <w:vAlign w:val="center"/>
+            <w:hideMark/>
+          </w:tcPr>
+          <w:p>
+            <w:r>
+              <w:rPr>
+                <w:b/>
+                <w:bCs/>
+              </w:rPr>
+              <w:t>Boto3</w:t>
+            </w:r>
+          </w:p>
+        </w:tc>
+        <w:tc>
+          <w:tcPr>
+            <w:tcW w:w="0" w:type="auto"/>
+            <w:vAlign w:val="center"/>
+            <w:hideMark/>
+          </w:tcPr>
+          <w:p>
+            <w:r>
+              <w:t>Python SDK to work with AWS services (like S3, Lambda, RDS, etc.).</w:t>
+            </w:r>
+          </w:p>
+        </w:tc>
+      </w:tr>
+      <w:tr>
+        <w:trPr>
+          <w:tblCellSpacing w:w="15" w:type="dxa"/>
+        </w:trPr>
+        <w:tc>
+          <w:tcPr>
+            <w:tcW w:w="0" w:type="auto"/>
+            <w:vAlign w:val="center"/>
+            <w:hideMark/>
+          </w:tcPr>
+          <w:p>
+            <w:proofErr w:type="spellStart"/>
+            <w:r>
+              <w:rPr>
+                <w:b/>
+                <w:bCs/>
+              </w:rPr>
+              <w:t>Dask</w:t>
+            </w:r>
+            <w:proofErr w:type="spellEnd"/>
+          </w:p>
+        </w:tc>
+        <w:tc>
+          <w:tcPr>
+            <w:tcW w:w="0" w:type="auto"/>
+            <w:vAlign w:val="center"/>
+            <w:hideMark/>
+          </w:tcPr>
+          <w:p>
+            <w:r>
+              <w:t>Parallel computing library used for large-scale data operations (like a scalable Pandas).</w:t>
+            </w:r>
+          </w:p>
+        </w:tc>
+      </w:tr>
+      <w:tr>
+        <w:trPr>
+          <w:tblCellSpacing w:w="15" w:type="dxa"/>
+        </w:trPr>
+        <w:tc>
+          <w:tcPr>
+            <w:tcW w:w="0" w:type="auto"/>
+            <w:vAlign w:val="center"/>
+            <w:hideMark/>
+          </w:tcPr>
+          <w:p>
+            <w:proofErr w:type="spellStart"/>
+            <w:r>
+              <w:rPr>
+                <w:b/>
+                <w:bCs/>
+              </w:rPr>
+              <w:t>Openpyxl</w:t>
+            </w:r>
+            <w:proofErr w:type="spellEnd"/>
+            <w:r>
+              <w:rPr>
+                <w:b/>
+                <w:bCs/>
+              </w:rPr>
+              <w:t xml:space="preserve"> / </w:t>
+            </w:r>
+            <w:proofErr w:type="spellStart"/>
+            <w:r>
+              <w:rPr>
+                <w:b/>
+                <w:bCs/>
+              </w:rPr>
+              <w:t>xlrd</w:t>
+            </w:r>
+            <w:proofErr w:type="spellEnd"/>
+            <w:r>
+              <w:rPr>
+                <w:b/>
+                <w:bCs/>
+              </w:rPr>
+              <w:t xml:space="preserve"> / </w:t>
+            </w:r>
+            <w:proofErr w:type="spellStart"/>
+            <w:r>
+              <w:rPr>
+                <w:b/>
+                <w:bCs/>
+              </w:rPr>
+              <w:t>xlsxwriter</w:t>
+            </w:r>
+            <w:proofErr w:type="spellEnd"/>
+          </w:p>
+        </w:tc>
+        <w:tc>
+          <w:tcPr>
+            <w:tcW w:w="0" w:type="auto"/>
+            <w:vAlign w:val="center"/>
+            <w:hideMark/>
+          </w:tcPr>
+          <w:p>
+            <w:r>
+              <w:t>For reading/writing Excel files.</w:t>
+            </w:r>
+          </w:p>
+        </w:tc>
+      </w:tr>
+      <w:tr>
+        <w:trPr>
+          <w:tblCellSpacing w:w="15" w:type="dxa"/>
+        </w:trPr>
+        <w:tc>
+          <w:tcPr>
+            <w:tcW w:w="0" w:type="auto"/>
+            <w:vAlign w:val="center"/>
+            <w:hideMark/>
+          </w:tcPr>
+          <w:p>
+            <w:r>
+              <w:rPr>
+                <w:b/>
+                <w:bCs/>
+              </w:rPr>
+              <w:t>Great Expectations</w:t>
+            </w:r>
+          </w:p>
+        </w:tc>
+        <w:tc>
+          <w:tcPr>
+            <w:tcW w:w="0" w:type="auto"/>
+            <w:vAlign w:val="center"/>
+            <w:hideMark/>
+          </w:tcPr>
+          <w:p>
+            <w:r>
+              <w:t>Used for data validation and quality checks.</w:t>
+            </w:r>
+          </w:p>
+        </w:tc>
+      </w:tr>
+    </w:tbl>
+    <w:p>
+      <w:pPr>
+        <w:jc w:val="both"/>
+        <w:outlineLvl w:val="1"/>
+        <w:rPr>
+          <w:b/>
+          <w:bCs/>
+          <w:color w:val="000000"/>
+        </w:rPr>
+      </w:pPr>
+    </w:p>
+    <w:p>
+      <w:pPr>
+        <w:jc w:val="both"/>
+        <w:outlineLvl w:val="1"/>
+        <w:rPr>
+          <w:b/>
+          <w:bCs/>
+          <w:color w:val="000000"/>
+        </w:rPr>
+      </w:pPr>
+      <w:r>
+        <w:rPr>
+          <w:b/>
+          <w:bCs/>
+          <w:color w:val="000000"/>
+        </w:rPr>
+        <w:t>2. Python Basics for Data Engineers</w:t>
+      </w:r>
+    </w:p>
+    <w:p>
+      <w:pPr>
+        <w:jc w:val="both"/>
+        <w:outlineLvl w:val="1"/>
+        <w:rPr>
+          <w:b/>
+          <w:bCs/>
+          <w:color w:val="000000"/>
+        </w:rPr>
+      </w:pPr>
+    </w:p>
+    <w:p>
+      <w:pPr>
+        <w:jc w:val="both"/>
+        <w:outlineLvl w:val="2"/>
+        <w:rPr>
+          <w:b/>
+          <w:bCs/>
+          <w:color w:val="000000"/>
+        </w:rPr>
+      </w:pPr>
+      <w:r>
+        <w:rPr>
+          <w:b/>
+          <w:bCs/>
+          <w:color w:val="000000"/>
+        </w:rPr>
+        <w:t>Data Types and Variables</w:t>
+      </w:r>
+    </w:p>
+    <w:p>
+      <w:pPr>
+        <w:jc w:val="both"/>
+        <w:rPr>
+          <w:color w:val="000000"/>
+        </w:rPr>
+      </w:pPr>
+      <w:r>
+        <w:rPr>
+          <w:color w:val="000000"/>
+        </w:rPr>
+        <w:t>In Python, a </w:t>
+      </w:r>
+      <w:r>
+        <w:rPr>
+          <w:b/>
+          <w:bCs/>
+          <w:color w:val="000000"/>
+        </w:rPr>
+        <w:t>variable</w:t>
+      </w:r>
+      <w:r>
+        <w:rPr>
+          <w:color w:val="000000"/>
+        </w:rPr>
+        <w:t> is a name used to store data. You don’t need to declare the type — Python figures it out.</w:t>
+      </w:r>
+    </w:p>
+    <w:p>
+      <w:pPr>
+        <w:jc w:val="both"/>
+        <w:rPr>
+          <w:color w:val="000000"/>
+        </w:rPr>
+      </w:pPr>
+      <w:r>
+        <w:rPr>
+          <w:b/>
+          <w:bCs/>
+          <w:color w:val="000000"/>
+        </w:rPr>
+        <w:t>Common Data Types:</w:t>
+      </w:r>
+    </w:p>
+    <w:p>
+      <w:pPr>
+        <w:numPr>
+          <w:ilvl w:val="0"/>
+          <w:numId w:val="5"/>
+        </w:numPr>
+        <w:jc w:val="both"/>
+        <w:rPr>
+          <w:color w:val="000000"/>
+        </w:rPr>
+      </w:pPr>
+      <w:r>
+        <w:rPr>
+          <w:color w:val="000000"/>
+        </w:rPr>
+        <w:t>int – Integer numbers (10, -5)</w:t>
+      </w:r>
+    </w:p>
+    <w:p>
+      <w:pPr>
+        <w:numPr>
+          <w:ilvl w:val="0"/>
+          <w:numId w:val="5"/>
+        </w:numPr>
+        <w:jc w:val="both"/>
+        <w:rPr>
+          <w:color w:val="000000"/>
+        </w:rPr>
+      </w:pPr>
+      <w:r>
+        <w:rPr>
+          <w:color w:val="000000"/>
+        </w:rPr>
+        <w:t>float – Decimal numbers (3.14, 0.99)</w:t>
+      </w:r>
+    </w:p>
+    <w:p>
+      <w:pPr>
+        <w:numPr>
+          <w:ilvl w:val="0"/>
+          <w:numId w:val="5"/>
+        </w:numPr>
+        <w:jc w:val="both"/>
+        <w:rPr>
+          <w:color w:val="000000"/>
+        </w:rPr>
+      </w:pPr>
+      <w:r>
+        <w:rPr>
+          <w:color w:val="000000"/>
+        </w:rPr>
+        <w:t>str – Strings or text ("Hello", 'Data')</w:t>
+      </w:r>
+    </w:p>
+    <w:p>
+      <w:pPr>
+        <w:numPr>
+          <w:ilvl w:val="0"/>
+          <w:numId w:val="5"/>
+        </w:numPr>
+        <w:jc w:val="both"/>
+        <w:rPr>
+          <w:color w:val="000000"/>
+        </w:rPr>
+      </w:pPr>
+      <w:r>
+        <w:rPr>
+          <w:color w:val="000000"/>
+        </w:rPr>
+        <w:t>bool – Boolean (True or False)</w:t>
+      </w:r>
+    </w:p>
+    <w:p>
+      <w:pPr>
+        <w:numPr>
+          <w:ilvl w:val="0"/>
+          <w:numId w:val="5"/>
+        </w:numPr>
+        <w:jc w:val="both"/>
+        <w:rPr>
+          <w:color w:val="000000"/>
+        </w:rPr>
+      </w:pPr>
+      <w:r>
+        <w:rPr>
+          <w:color w:val="000000"/>
+        </w:rPr>
+        <w:t>list – Ordered collection of items ([1, 2, 3])</w:t>
+      </w:r>
+    </w:p>
+    <w:p>
+      <w:pPr>
+        <w:numPr>
+          <w:ilvl w:val="0"/>
+          <w:numId w:val="5"/>
+        </w:numPr>
+        <w:jc w:val="both"/>
+        <w:rPr>
+          <w:color w:val="000000"/>
+        </w:rPr>
+      </w:pPr>
+      <w:proofErr w:type="spellStart"/>
+      <w:r>
+        <w:rPr>
+          <w:color w:val="000000"/>
+        </w:rPr>
+        <w:t>dict</w:t>
+      </w:r>
+      <w:proofErr w:type="spellEnd"/>
+      <w:r>
+        <w:rPr>
+          <w:color w:val="000000"/>
+        </w:rPr>
+        <w:t> – Key-value pairs ({"name": "John", "age": 30})</w:t>
+      </w:r>
+    </w:p>
+    <w:p>
+      <w:pPr>
+        <w:ind w:left="360"/>
+        <w:jc w:val="both"/>
+        <w:rPr>
+          <w:i/>
+          <w:iCs/>
+          <w:color w:val="000000"/>
+        </w:rPr>
+      </w:pPr>
+      <w:r>
+        <w:rPr>
+          <w:i/>
+          <w:iCs/>
+          <w:color w:val="000000"/>
+        </w:rPr>
+        <w:t>name = "Likitha"</w:t>
+      </w:r>
+    </w:p>
+    <w:p>
+      <w:pPr>
+        <w:ind w:left="360"/>
+        <w:jc w:val="both"/>
+        <w:rPr>
+          <w:i/>
+          <w:iCs/>
+          <w:color w:val="000000"/>
+        </w:rPr>
+      </w:pPr>
+      <w:r>
+        <w:rPr>
+          <w:i/>
+          <w:iCs/>
+          <w:color w:val="000000"/>
+        </w:rPr>
+        <w:lastRenderedPageBreak/>
+        <w:t>age = 25</w:t>
+      </w:r>
+    </w:p>
+    <w:p>
+      <w:pPr>
+        <w:ind w:left="360"/>
+        <w:jc w:val="both"/>
+        <w:rPr>
+          <w:i/>
+          <w:iCs/>
+          <w:color w:val="000000"/>
+        </w:rPr>
+      </w:pPr>
+      <w:proofErr w:type="spellStart"/>
+      <w:r>
+        <w:rPr>
+          <w:i/>
+          <w:iCs/>
+          <w:color w:val="000000"/>
+        </w:rPr>
+        <w:t>is_data_engineer</w:t>
+      </w:r>
+      <w:proofErr w:type="spellEnd"/>
+      <w:r>
+        <w:rPr>
+          <w:i/>
+          <w:iCs/>
+          <w:color w:val="000000"/>
+        </w:rPr>
+        <w:t xml:space="preserve"> = True</w:t>
+      </w:r>
+    </w:p>
+    <w:p>
+      <w:pPr>
+        <w:ind w:left="360"/>
+        <w:jc w:val="both"/>
+        <w:rPr>
+          <w:i/>
+          <w:iCs/>
+          <w:color w:val="000000"/>
+        </w:rPr>
+      </w:pPr>
+      <w:r>
+        <w:rPr>
+          <w:i/>
+          <w:iCs/>
+          <w:color w:val="000000"/>
+        </w:rPr>
+        <w:t>skills = ["Python", "SQL", "Spark"]</w:t>
+      </w:r>
+    </w:p>
+    <w:p>
+      <w:pPr>
+        <w:spacing w:before="100" w:beforeAutospacing="1"/>
+        <w:outlineLvl w:val="2"/>
+        <w:rPr>
+          <w:b/>
+          <w:bCs/>
+          <w:color w:val="000000"/>
+          <w:sz w:val="27"/>
+          <w:szCs w:val="27"/>
+        </w:rPr>
+      </w:pPr>
+      <w:r>
+        <w:rPr>
+          <w:b/>
+          <w:bCs/>
+          <w:color w:val="000000"/>
+          <w:sz w:val="27"/>
+          <w:szCs w:val="27"/>
+        </w:rPr>
+        <w:t>Control Flow (Loops, Conditionals)</w:t>
+      </w:r>
+    </w:p>
+    <w:p>
+      <w:pPr>
+        <w:rPr>
+          <w:color w:val="000000"/>
+        </w:rPr>
+      </w:pPr>
+      <w:r>
+        <w:rPr>
+          <w:b/>
+          <w:bCs/>
+          <w:color w:val="000000"/>
+        </w:rPr>
+        <w:t>Conditionals</w:t>
+      </w:r>
+      <w:r>
+        <w:rPr>
+          <w:color w:val="000000"/>
+        </w:rPr>
+        <w:t> let you make decisions in code using </w:t>
+      </w:r>
+      <w:r>
+        <w:rPr>
+          <w:color w:val="000000"/>
+          <w:sz w:val="20"/>
+          <w:szCs w:val="20"/>
+        </w:rPr>
+        <w:t>if</w:t>
+      </w:r>
+      <w:r>
+        <w:rPr>
+          <w:color w:val="000000"/>
+        </w:rPr>
+        <w:t>, </w:t>
+      </w:r>
+      <w:proofErr w:type="spellStart"/>
+      <w:r>
+        <w:rPr>
+          <w:color w:val="000000"/>
+          <w:sz w:val="20"/>
+          <w:szCs w:val="20"/>
+        </w:rPr>
+        <w:t>elif</w:t>
+      </w:r>
+      <w:proofErr w:type="spellEnd"/>
+      <w:r>
+        <w:rPr>
+          <w:color w:val="000000"/>
+        </w:rPr>
+        <w:t>, and </w:t>
+      </w:r>
+      <w:r>
+        <w:rPr>
+          <w:color w:val="000000"/>
+          <w:sz w:val="20"/>
+          <w:szCs w:val="20"/>
+        </w:rPr>
+        <w:t>else</w:t>
+      </w:r>
+      <w:r>
+        <w:rPr>
+          <w:color w:val="000000"/>
+        </w:rPr>
+        <w:t>.</w:t>
+      </w:r>
+    </w:p>
+    <w:p>
+      <w:pPr>
+        <w:rPr>
+          <w:i/>
+          <w:iCs/>
+          <w:color w:val="000000"/>
+        </w:rPr>
+      </w:pPr>
+      <w:proofErr w:type="spellStart"/>
+      <w:r>
+        <w:rPr>
+          <w:i/>
+          <w:iCs/>
+          <w:color w:val="000000"/>
+        </w:rPr>
+        <w:t>data_size</w:t>
+      </w:r>
+      <w:proofErr w:type="spellEnd"/>
+      <w:r>
+        <w:rPr>
+          <w:i/>
+          <w:iCs/>
+          <w:color w:val="000000"/>
+        </w:rPr>
+        <w:t xml:space="preserve"> = 1000</w:t>
+      </w:r>
+    </w:p>
+    <w:p>
+      <w:pPr>
+        <w:rPr>
+          <w:i/>
+          <w:iCs/>
+          <w:color w:val="000000"/>
+        </w:rPr>
+      </w:pPr>
+      <w:r>
+        <w:rPr>
+          <w:i/>
+          <w:iCs/>
+          <w:color w:val="000000"/>
+        </w:rPr>
+        <w:t xml:space="preserve">if </w:t>
+      </w:r>
+      <w:proofErr w:type="spellStart"/>
+      <w:r>
+        <w:rPr>
+          <w:i/>
+          <w:iCs/>
+          <w:color w:val="000000"/>
+        </w:rPr>
+        <w:t>data_size</w:t>
+      </w:r>
+      <w:proofErr w:type="spellEnd"/>
+      <w:r>
+        <w:rPr>
+          <w:i/>
+          <w:iCs/>
+          <w:color w:val="000000"/>
+        </w:rPr>
+        <w:t xml:space="preserve"> &gt; 500:</w:t>
+      </w:r>
+    </w:p>
+    <w:p>
+      <w:pPr>
+        <w:rPr>
+          <w:i/>
+          <w:iCs/>
+          <w:color w:val="000000"/>
+        </w:rPr>
+      </w:pPr>
+      <w:r>
+        <w:rPr>
+          <w:i/>
+          <w:iCs/>
+          <w:color w:val="000000"/>
+        </w:rPr>
+        <w:t xml:space="preserve">    </w:t>
+      </w:r>
+      <w:proofErr w:type="gramStart"/>
+      <w:r>
+        <w:rPr>
+          <w:i/>
+          <w:iCs/>
+          <w:color w:val="000000"/>
+        </w:rPr>
+        <w:t>print(</w:t>
+      </w:r>
+      <w:proofErr w:type="gramEnd"/>
+      <w:r>
+        <w:rPr>
+          <w:i/>
+          <w:iCs/>
+          <w:color w:val="000000"/>
+        </w:rPr>
+        <w:t>"Big data!")</w:t>
+      </w:r>
+    </w:p>
+    <w:p>
+      <w:pPr>
+        <w:rPr>
+          <w:i/>
+          <w:iCs/>
+          <w:color w:val="000000"/>
+        </w:rPr>
+      </w:pPr>
+      <w:r>
+        <w:rPr>
+          <w:i/>
+          <w:iCs/>
+          <w:color w:val="000000"/>
+        </w:rPr>
+        <w:t>else:</w:t>
+      </w:r>
+    </w:p>
+    <w:p>
+      <w:pPr>
+        <w:rPr>
+          <w:i/>
+          <w:iCs/>
+          <w:color w:val="000000"/>
+        </w:rPr>
+      </w:pPr>
+      <w:r>
+        <w:rPr>
+          <w:i/>
+          <w:iCs/>
+          <w:color w:val="000000"/>
+        </w:rPr>
+        <w:t xml:space="preserve">    </w:t>
+      </w:r>
+      <w:proofErr w:type="gramStart"/>
+      <w:r>
+        <w:rPr>
+          <w:i/>
+          <w:iCs/>
+          <w:color w:val="000000"/>
+        </w:rPr>
+        <w:t>print(</w:t>
+      </w:r>
+      <w:proofErr w:type="gramEnd"/>
+      <w:r>
+        <w:rPr>
+          <w:i/>
+          <w:iCs/>
+          <w:color w:val="000000"/>
+        </w:rPr>
+        <w:t>"Small data.")</w:t>
+      </w:r>
+    </w:p>
+    <w:p>
+      <w:pPr>
+        <w:spacing w:before="100" w:beforeAutospacing="1" w:after="100" w:afterAutospacing="1"/>
+        <w:rPr>
+          <w:color w:val="000000"/>
+        </w:rPr>
+      </w:pPr>
+      <w:r>
+        <w:rPr>
+          <w:rStyle w:val="Strong"/>
+          <w:rFonts w:eastAsiaTheme="majorEastAsia"/>
+          <w:color w:val="000000"/>
+        </w:rPr>
+        <w:t>Loops</w:t>
+      </w:r>
+      <w:r>
+        <w:rPr>
+          <w:rStyle w:val="apple-converted-space"/>
+          <w:rFonts w:eastAsiaTheme="majorEastAsia"/>
+          <w:color w:val="000000"/>
+        </w:rPr>
+        <w:t> </w:t>
+      </w:r>
+      <w:r>
+        <w:rPr>
+          <w:color w:val="000000"/>
+        </w:rPr>
+        <w:t>let you repeat actions:</w:t>
+      </w:r>
+    </w:p>
+    <w:p>
+      <w:pPr>
+        <w:numPr>
+          <w:ilvl w:val="0"/>
+          <w:numId w:val="6"/>
+        </w:numPr>
+        <w:spacing w:before="100" w:beforeAutospacing="1" w:after="100" w:afterAutospacing="1"/>
+        <w:rPr>
+          <w:color w:val="000000"/>
+        </w:rPr>
+      </w:pPr>
+      <w:r>
+        <w:rPr>
+          <w:rStyle w:val="HTMLCode"/>
+          <w:rFonts w:ascii="Times New Roman" w:eastAsiaTheme="majorEastAsia" w:hAnsi="Times New Roman" w:cs="Times New Roman"/>
+          <w:color w:val="000000"/>
+        </w:rPr>
+        <w:t>for</w:t>
+      </w:r>
+      <w:r>
+        <w:rPr>
+          <w:rStyle w:val="apple-converted-space"/>
+          <w:rFonts w:eastAsiaTheme="majorEastAsia"/>
+          <w:color w:val="000000"/>
+        </w:rPr>
+        <w:t> </w:t>
+      </w:r>
+      <w:r>
+        <w:rPr>
+          <w:color w:val="000000"/>
+        </w:rPr>
+        <w:t>loop – iterate over a sequence</w:t>
+      </w:r>
+    </w:p>
+    <w:p>
+      <w:pPr>
+        <w:numPr>
+          <w:ilvl w:val="0"/>
+          <w:numId w:val="6"/>
+        </w:numPr>
+        <w:spacing w:before="100" w:beforeAutospacing="1" w:after="100" w:afterAutospacing="1"/>
+        <w:rPr>
+          <w:color w:val="000000"/>
+        </w:rPr>
+      </w:pPr>
+      <w:r>
+        <w:rPr>
+          <w:rStyle w:val="HTMLCode"/>
+          <w:rFonts w:ascii="Times New Roman" w:eastAsiaTheme="majorEastAsia" w:hAnsi="Times New Roman" w:cs="Times New Roman"/>
+          <w:color w:val="000000"/>
+        </w:rPr>
+        <w:t>while</w:t>
+      </w:r>
+      <w:r>
+        <w:rPr>
+          <w:rStyle w:val="apple-converted-space"/>
+          <w:rFonts w:eastAsiaTheme="majorEastAsia"/>
+          <w:color w:val="000000"/>
+        </w:rPr>
+        <w:t> </w:t>
+      </w:r>
+      <w:r>
+        <w:rPr>
+          <w:color w:val="000000"/>
+        </w:rPr>
+        <w:t>loop – run while a condition is true</w:t>
+      </w:r>
+    </w:p>
+    <w:p>
+      <w:pPr>
+        <w:rPr>
+          <w:i/>
+          <w:iCs/>
+          <w:color w:val="000000"/>
+        </w:rPr>
+      </w:pPr>
+      <w:r>
+        <w:rPr>
+          <w:i/>
+          <w:iCs/>
+          <w:color w:val="000000"/>
+        </w:rPr>
+        <w:t>for skill in skills:</w:t>
+      </w:r>
+    </w:p>
+    <w:p>
+      <w:pPr>
+        <w:rPr>
+          <w:i/>
+          <w:iCs/>
+          <w:color w:val="000000"/>
+        </w:rPr>
+      </w:pPr>
+      <w:r>
+        <w:rPr>
+          <w:i/>
+          <w:iCs/>
+          <w:color w:val="000000"/>
+        </w:rPr>
+        <w:t xml:space="preserve">    print(skill)</w:t>
+      </w:r>
+    </w:p>
+    <w:p>
+      <w:pPr>
+        <w:rPr>
+          <w:i/>
+          <w:iCs/>
+          <w:color w:val="000000"/>
+        </w:rPr>
+      </w:pPr>
+      <w:proofErr w:type="spellStart"/>
+      <w:r>
+        <w:rPr>
+          <w:i/>
+          <w:iCs/>
+          <w:color w:val="000000"/>
+        </w:rPr>
+        <w:t>i</w:t>
+      </w:r>
+      <w:proofErr w:type="spellEnd"/>
+      <w:r>
+        <w:rPr>
+          <w:i/>
+          <w:iCs/>
+          <w:color w:val="000000"/>
+        </w:rPr>
+        <w:t xml:space="preserve"> = 0</w:t>
+      </w:r>
+    </w:p>
+    <w:p>
+      <w:pPr>
+        <w:rPr>
+          <w:i/>
+          <w:iCs/>
+          <w:color w:val="000000"/>
+        </w:rPr>
+      </w:pPr>
+      <w:r>
+        <w:rPr>
+          <w:i/>
+          <w:iCs/>
+          <w:color w:val="000000"/>
+        </w:rPr>
+        <w:t xml:space="preserve">while </w:t>
+      </w:r>
+      <w:proofErr w:type="spellStart"/>
+      <w:r>
+        <w:rPr>
+          <w:i/>
+          <w:iCs/>
+          <w:color w:val="000000"/>
+        </w:rPr>
+        <w:t>i</w:t>
+      </w:r>
+      <w:proofErr w:type="spellEnd"/>
+      <w:r>
+        <w:rPr>
+          <w:i/>
+          <w:iCs/>
+          <w:color w:val="000000"/>
+        </w:rPr>
+        <w:t xml:space="preserve"> &lt; 3:</w:t>
+      </w:r>
+    </w:p>
+    <w:p>
+      <w:pPr>
+        <w:rPr>
+          <w:i/>
+          <w:iCs/>
+          <w:color w:val="000000"/>
+        </w:rPr>
+      </w:pPr>
+      <w:r>
+        <w:rPr>
+          <w:i/>
+          <w:iCs/>
+          <w:color w:val="000000"/>
+        </w:rPr>
+        <w:t xml:space="preserve">    print(</w:t>
+      </w:r>
+      <w:proofErr w:type="spellStart"/>
+      <w:r>
+        <w:rPr>
+          <w:i/>
+          <w:iCs/>
+          <w:color w:val="000000"/>
+        </w:rPr>
+        <w:t>i</w:t>
+      </w:r>
+      <w:proofErr w:type="spellEnd"/>
+      <w:r>
+        <w:rPr>
+          <w:i/>
+          <w:iCs/>
+          <w:color w:val="000000"/>
+        </w:rPr>
+        <w:t>)</w:t>
+      </w:r>
+    </w:p>
+    <w:p>
+      <w:pPr>
+        <w:rPr>
+          <w:i/>
+          <w:iCs/>
+          <w:color w:val="000000"/>
+        </w:rPr>
+      </w:pPr>
+      <w:r>
+        <w:rPr>
+          <w:i/>
+          <w:iCs/>
+          <w:color w:val="000000"/>
+        </w:rPr>
+        <w:t xml:space="preserve">    </w:t>
+      </w:r>
+      <w:proofErr w:type="spellStart"/>
+      <w:r>
+        <w:rPr>
+          <w:i/>
+          <w:iCs/>
+          <w:color w:val="000000"/>
+        </w:rPr>
+        <w:t>i</w:t>
+      </w:r>
+      <w:proofErr w:type="spellEnd"/>
+      <w:r>
+        <w:rPr>
+          <w:i/>
+          <w:iCs/>
+          <w:color w:val="000000"/>
+        </w:rPr>
+        <w:t xml:space="preserve"> += 1</w:t>
+      </w:r>
+    </w:p>
+    <w:p>
+      <w:pPr>
+        <w:rPr>
+          <w:i/>
+          <w:iCs/>
+          <w:color w:val="000000"/>
+        </w:rPr>
+      </w:pPr>
+    </w:p>
+    <w:p>
+      <w:pPr>
+        <w:outlineLvl w:val="2"/>
+        <w:rPr>
+          <w:b/>
+          <w:bCs/>
+          <w:color w:val="000000"/>
+          <w:sz w:val="27"/>
+          <w:szCs w:val="27"/>
+        </w:rPr>
+      </w:pPr>
+      <w:r>
+        <w:rPr>
+          <w:b/>
+          <w:bCs/>
+          <w:color w:val="000000"/>
+          <w:sz w:val="27"/>
+          <w:szCs w:val="27"/>
+        </w:rPr>
+        <w:t>Functions and Modules</w:t>
+      </w:r>
+    </w:p>
+    <w:p>
+      <w:pPr>
+        <w:rPr>
+          <w:color w:val="000000"/>
+        </w:rPr>
+      </w:pPr>
+      <w:r>
+        <w:rPr>
+          <w:b/>
+          <w:bCs/>
+          <w:color w:val="000000"/>
+        </w:rPr>
+        <w:t>Functions</w:t>
+      </w:r>
+      <w:r>
+        <w:rPr>
+          <w:color w:val="000000"/>
+        </w:rPr>
+        <w:t> are reusable blocks of code.</w:t>
+      </w:r>
+    </w:p>
+    <w:p>
+      <w:pPr>
+        <w:rPr>
+          <w:color w:val="000000"/>
+          <w:sz w:val="27"/>
+          <w:szCs w:val="27"/>
+        </w:rPr>
+      </w:pPr>
+      <w:r>
+        <w:rPr>
+          <w:rStyle w:val="Strong"/>
+          <w:rFonts w:eastAsiaTheme="majorEastAsia"/>
+          <w:color w:val="000000"/>
+        </w:rPr>
+        <w:t>Modules</w:t>
+      </w:r>
+      <w:r>
+        <w:rPr>
+          <w:rStyle w:val="apple-converted-space"/>
+          <w:rFonts w:eastAsiaTheme="majorEastAsia"/>
+          <w:color w:val="000000"/>
+          <w:sz w:val="27"/>
+          <w:szCs w:val="27"/>
+        </w:rPr>
+        <w:t> </w:t>
+      </w:r>
+      <w:r>
+        <w:rPr>
+          <w:color w:val="000000"/>
+          <w:sz w:val="27"/>
+          <w:szCs w:val="27"/>
+        </w:rPr>
+        <w:t>are Python files with reusable code. You can import built-in or custom modules.</w:t>
+      </w:r>
+    </w:p>
+    <w:p>
+      <w:pPr>
+        <w:rPr>
+          <w:color w:val="000000"/>
+        </w:rPr>
+      </w:pPr>
+    </w:p>
+    <w:p>
+      <w:pPr>
+        <w:outlineLvl w:val="2"/>
+        <w:rPr>
+          <w:b/>
+          <w:bCs/>
+          <w:color w:val="000000"/>
+          <w:sz w:val="27"/>
+          <w:szCs w:val="27"/>
+        </w:rPr>
+      </w:pPr>
+      <w:r>
+        <w:rPr>
+          <w:b/>
+          <w:bCs/>
+          <w:color w:val="000000"/>
+          <w:sz w:val="27"/>
+          <w:szCs w:val="27"/>
+        </w:rPr>
+        <w:t>Exception Handling</w:t>
+      </w:r>
+    </w:p>
+    <w:p>
+      <w:pPr>
+        <w:rPr>
+          <w:color w:val="000000"/>
+        </w:rPr>
+      </w:pPr>
+      <w:r>
+        <w:rPr>
+          <w:color w:val="000000"/>
+        </w:rPr>
+        <w:t>When something goes wrong (like dividing by zero), Python raises an </w:t>
+      </w:r>
+      <w:r>
+        <w:rPr>
+          <w:b/>
+          <w:bCs/>
+          <w:color w:val="000000"/>
+        </w:rPr>
+        <w:t>exception</w:t>
+      </w:r>
+      <w:r>
+        <w:rPr>
+          <w:color w:val="000000"/>
+        </w:rPr>
+        <w:t>. You can use </w:t>
+      </w:r>
+      <w:r>
+        <w:rPr>
+          <w:color w:val="000000"/>
+          <w:sz w:val="20"/>
+          <w:szCs w:val="20"/>
+        </w:rPr>
+        <w:t>try-except</w:t>
+      </w:r>
+      <w:r>
+        <w:rPr>
+          <w:color w:val="000000"/>
+        </w:rPr>
+        <w:t> to handle it safely.</w:t>
+      </w:r>
+    </w:p>
+    <w:p>
+      <w:pPr>
+        <w:rPr>
+          <w:i/>
+          <w:iCs/>
+          <w:color w:val="000000"/>
+        </w:rPr>
+      </w:pPr>
+      <w:r>
+        <w:rPr>
+          <w:i/>
+          <w:iCs/>
+          <w:color w:val="000000"/>
+        </w:rPr>
+        <w:t>try:</w:t>
+      </w:r>
+    </w:p>
+    <w:p>
+      <w:pPr>
+        <w:rPr>
+          <w:i/>
+          <w:iCs/>
+          <w:color w:val="000000"/>
+        </w:rPr>
+      </w:pPr>
+      <w:r>
+        <w:rPr>
+          <w:i/>
+          <w:iCs/>
+          <w:color w:val="000000"/>
+        </w:rPr>
+        <w:t xml:space="preserve">    result = 10 / 0</w:t>
+      </w:r>
+    </w:p>
+    <w:p>
+      <w:pPr>
+        <w:rPr>
+          <w:i/>
+          <w:iCs/>
+          <w:color w:val="000000"/>
+        </w:rPr>
+      </w:pPr>
+      <w:r>
+        <w:rPr>
+          <w:i/>
+          <w:iCs/>
+          <w:color w:val="000000"/>
+        </w:rPr>
+        <w:t xml:space="preserve">except </w:t>
+      </w:r>
+      <w:proofErr w:type="spellStart"/>
+      <w:r>
+        <w:rPr>
+          <w:i/>
+          <w:iCs/>
+          <w:color w:val="000000"/>
+        </w:rPr>
+        <w:t>ZeroDivisionError</w:t>
+      </w:r>
+      <w:proofErr w:type="spellEnd"/>
+      <w:r>
+        <w:rPr>
+          <w:i/>
+          <w:iCs/>
+          <w:color w:val="000000"/>
+        </w:rPr>
+        <w:t>:</w:t>
+      </w:r>
+    </w:p>
+    <w:p>
+      <w:pPr>
+        <w:rPr>
+          <w:i/>
+          <w:iCs/>
+          <w:color w:val="000000"/>
+        </w:rPr>
+      </w:pPr>
+      <w:r>
+        <w:rPr>
+          <w:i/>
+          <w:iCs/>
+          <w:color w:val="000000"/>
+        </w:rPr>
+        <w:t xml:space="preserve">    </w:t>
+      </w:r>
+      <w:proofErr w:type="gramStart"/>
+      <w:r>
+        <w:rPr>
+          <w:i/>
+          <w:iCs/>
+          <w:color w:val="000000"/>
+        </w:rPr>
+        <w:t>print(</w:t>
+      </w:r>
+      <w:proofErr w:type="gramEnd"/>
+      <w:r>
+        <w:rPr>
+          <w:i/>
+          <w:iCs/>
+          <w:color w:val="000000"/>
+        </w:rPr>
+        <w:t>"Cannot divide by zero!")</w:t>
+      </w:r>
+    </w:p>
+    <w:p>
+      <w:pPr>
+        <w:rPr>
+          <w:color w:val="000000"/>
+        </w:rPr>
+      </w:pPr>
+      <w:r>
+        <w:rPr>
+          <w:color w:val="000000"/>
+          <w:sz w:val="27"/>
+          <w:szCs w:val="27"/>
+        </w:rPr>
+        <w:t>This helps data engineers build</w:t>
+      </w:r>
+      <w:r>
+        <w:rPr>
+          <w:rStyle w:val="apple-converted-space"/>
+          <w:rFonts w:eastAsiaTheme="majorEastAsia"/>
+          <w:color w:val="000000"/>
+          <w:sz w:val="27"/>
+          <w:szCs w:val="27"/>
+        </w:rPr>
+        <w:t> </w:t>
+      </w:r>
+      <w:r>
+        <w:rPr>
+          <w:rStyle w:val="Strong"/>
+          <w:rFonts w:eastAsiaTheme="majorEastAsia"/>
+          <w:color w:val="000000"/>
+        </w:rPr>
+        <w:t>robust</w:t>
+      </w:r>
+      <w:r>
+        <w:rPr>
+          <w:rStyle w:val="apple-converted-space"/>
+          <w:rFonts w:eastAsiaTheme="majorEastAsia"/>
+          <w:color w:val="000000"/>
+          <w:sz w:val="27"/>
+          <w:szCs w:val="27"/>
+        </w:rPr>
+        <w:t> </w:t>
+      </w:r>
+      <w:r>
+        <w:rPr>
+          <w:color w:val="000000"/>
+          <w:sz w:val="27"/>
+          <w:szCs w:val="27"/>
+        </w:rPr>
+        <w:t>pipelines that won’t crash due to unexpected issues like missing files or bad data.</w:t>
+      </w:r>
+    </w:p>
+    <w:p>
+      <w:pPr>
+        <w:rPr>
+          <w:color w:val="000000"/>
+        </w:rPr>
+      </w:pPr>
+    </w:p>
+    <w:p>
+      <w:pPr>
+        <w:jc w:val="both"/>
+        <w:rPr>
+          <w:color w:val="000000"/>
+        </w:rPr>
+      </w:pPr>
+    </w:p>
+    <w:p>
+      <w:pPr>
+        <w:jc w:val="both"/>
+        <w:rPr>
+          <w:color w:val="000000"/>
+        </w:rPr>
+      </w:pPr>
     </w:p>
     <w:p>
       <w:pPr>
@@ -1881,6 +3925,304 @@
     </w:lvl>
   </w:abstractNum>
   <w:abstractNum w:abstractNumId="1" w15:restartNumberingAfterBreak="0">
+    <w:nsid w:val="0FF6125B"/>
+    <w:multiLevelType w:val="multilevel"/>
+    <w:tmpl w:val="E05E0958"/>
+    <w:lvl w:ilvl="0">
+      <w:start w:val="1"/>
+      <w:numFmt w:val="bullet"/>
+      <w:lvlText w:val=""/>
+      <w:lvlJc w:val="left"/>
+      <w:pPr>
+        <w:tabs>
+          <w:tab w:val="num" w:pos="720"/>
+        </w:tabs>
+        <w:ind w:left="720" w:hanging="360"/>
+      </w:pPr>
+      <w:rPr>
+        <w:rFonts w:ascii="Symbol" w:hAnsi="Symbol" w:hint="default"/>
+        <w:sz w:val="20"/>
+      </w:rPr>
+    </w:lvl>
+    <w:lvl w:ilvl="1" w:tentative="1">
+      <w:start w:val="1"/>
+      <w:numFmt w:val="bullet"/>
+      <w:lvlText w:val="o"/>
+      <w:lvlJc w:val="left"/>
+      <w:pPr>
+        <w:tabs>
+          <w:tab w:val="num" w:pos="1440"/>
+        </w:tabs>
+        <w:ind w:left="1440" w:hanging="360"/>
+      </w:pPr>
+      <w:rPr>
+        <w:rFonts w:ascii="Courier New" w:hAnsi="Courier New" w:hint="default"/>
+        <w:sz w:val="20"/>
+      </w:rPr>
+    </w:lvl>
+    <w:lvl w:ilvl="2" w:tentative="1">
+      <w:start w:val="1"/>
+      <w:numFmt w:val="bullet"/>
+      <w:lvlText w:val=""/>
+      <w:lvlJc w:val="left"/>
+      <w:pPr>
+        <w:tabs>
+          <w:tab w:val="num" w:pos="2160"/>
+        </w:tabs>
+        <w:ind w:left="2160" w:hanging="360"/>
+      </w:pPr>
+      <w:rPr>
+        <w:rFonts w:ascii="Wingdings" w:hAnsi="Wingdings" w:hint="default"/>
+        <w:sz w:val="20"/>
+      </w:rPr>
+    </w:lvl>
+    <w:lvl w:ilvl="3" w:tentative="1">
+      <w:start w:val="1"/>
+      <w:numFmt w:val="bullet"/>
+      <w:lvlText w:val=""/>
+      <w:lvlJc w:val="left"/>
+      <w:pPr>
+        <w:tabs>
+          <w:tab w:val="num" w:pos="2880"/>
+        </w:tabs>
+        <w:ind w:left="2880" w:hanging="360"/>
+      </w:pPr>
+      <w:rPr>
+        <w:rFonts w:ascii="Wingdings" w:hAnsi="Wingdings" w:hint="default"/>
+        <w:sz w:val="20"/>
+      </w:rPr>
+    </w:lvl>
+    <w:lvl w:ilvl="4" w:tentative="1">
+      <w:start w:val="1"/>
+      <w:numFmt w:val="bullet"/>
+      <w:lvlText w:val=""/>
+      <w:lvlJc w:val="left"/>
+      <w:pPr>
+        <w:tabs>
+          <w:tab w:val="num" w:pos="3600"/>
+        </w:tabs>
+        <w:ind w:left="3600" w:hanging="360"/>
+      </w:pPr>
+      <w:rPr>
+        <w:rFonts w:ascii="Wingdings" w:hAnsi="Wingdings" w:hint="default"/>
+        <w:sz w:val="20"/>
+      </w:rPr>
+    </w:lvl>
+    <w:lvl w:ilvl="5" w:tentative="1">
+      <w:start w:val="1"/>
+      <w:numFmt w:val="bullet"/>
+      <w:lvlText w:val=""/>
+      <w:lvlJc w:val="left"/>
+      <w:pPr>
+        <w:tabs>
+          <w:tab w:val="num" w:pos="4320"/>
+        </w:tabs>
+        <w:ind w:left="4320" w:hanging="360"/>
+      </w:pPr>
+      <w:rPr>
+        <w:rFonts w:ascii="Wingdings" w:hAnsi="Wingdings" w:hint="default"/>
+        <w:sz w:val="20"/>
+      </w:rPr>
+    </w:lvl>
+    <w:lvl w:ilvl="6" w:tentative="1">
+      <w:start w:val="1"/>
+      <w:numFmt w:val="bullet"/>
+      <w:lvlText w:val=""/>
+      <w:lvlJc w:val="left"/>
+      <w:pPr>
+        <w:tabs>
+          <w:tab w:val="num" w:pos="5040"/>
+        </w:tabs>
+        <w:ind w:left="5040" w:hanging="360"/>
+      </w:pPr>
+      <w:rPr>
+        <w:rFonts w:ascii="Wingdings" w:hAnsi="Wingdings" w:hint="default"/>
+        <w:sz w:val="20"/>
+      </w:rPr>
+    </w:lvl>
+    <w:lvl w:ilvl="7" w:tentative="1">
+      <w:start w:val="1"/>
+      <w:numFmt w:val="bullet"/>
+      <w:lvlText w:val=""/>
+      <w:lvlJc w:val="left"/>
+      <w:pPr>
+        <w:tabs>
+          <w:tab w:val="num" w:pos="5760"/>
+        </w:tabs>
+        <w:ind w:left="5760" w:hanging="360"/>
+      </w:pPr>
+      <w:rPr>
+        <w:rFonts w:ascii="Wingdings" w:hAnsi="Wingdings" w:hint="default"/>
+        <w:sz w:val="20"/>
+      </w:rPr>
+    </w:lvl>
+    <w:lvl w:ilvl="8" w:tentative="1">
+      <w:start w:val="1"/>
+      <w:numFmt w:val="bullet"/>
+      <w:lvlText w:val=""/>
+      <w:lvlJc w:val="left"/>
+      <w:pPr>
+        <w:tabs>
+          <w:tab w:val="num" w:pos="6480"/>
+        </w:tabs>
+        <w:ind w:left="6480" w:hanging="360"/>
+      </w:pPr>
+      <w:rPr>
+        <w:rFonts w:ascii="Wingdings" w:hAnsi="Wingdings" w:hint="default"/>
+        <w:sz w:val="20"/>
+      </w:rPr>
+    </w:lvl>
+  </w:abstractNum>
+  <w:abstractNum w:abstractNumId="2" w15:restartNumberingAfterBreak="0">
+    <w:nsid w:val="2D123B2F"/>
+    <w:multiLevelType w:val="multilevel"/>
+    <w:tmpl w:val="7A405830"/>
+    <w:lvl w:ilvl="0">
+      <w:start w:val="1"/>
+      <w:numFmt w:val="bullet"/>
+      <w:lvlText w:val=""/>
+      <w:lvlJc w:val="left"/>
+      <w:pPr>
+        <w:tabs>
+          <w:tab w:val="num" w:pos="720"/>
+        </w:tabs>
+        <w:ind w:left="720" w:hanging="360"/>
+      </w:pPr>
+      <w:rPr>
+        <w:rFonts w:ascii="Symbol" w:hAnsi="Symbol" w:hint="default"/>
+        <w:sz w:val="20"/>
+      </w:rPr>
+    </w:lvl>
+    <w:lvl w:ilvl="1" w:tentative="1">
+      <w:start w:val="1"/>
+      <w:numFmt w:val="bullet"/>
+      <w:lvlText w:val="o"/>
+      <w:lvlJc w:val="left"/>
+      <w:pPr>
+        <w:tabs>
+          <w:tab w:val="num" w:pos="1440"/>
+        </w:tabs>
+        <w:ind w:left="1440" w:hanging="360"/>
+      </w:pPr>
+      <w:rPr>
+        <w:rFonts w:ascii="Courier New" w:hAnsi="Courier New" w:hint="default"/>
+        <w:sz w:val="20"/>
+      </w:rPr>
+    </w:lvl>
+    <w:lvl w:ilvl="2" w:tentative="1">
+      <w:start w:val="1"/>
+      <w:numFmt w:val="bullet"/>
+      <w:lvlText w:val=""/>
+      <w:lvlJc w:val="left"/>
+      <w:pPr>
+        <w:tabs>
+          <w:tab w:val="num" w:pos="2160"/>
+        </w:tabs>
+        <w:ind w:left="2160" w:hanging="360"/>
+      </w:pPr>
+      <w:rPr>
+        <w:rFonts w:ascii="Wingdings" w:hAnsi="Wingdings" w:hint="default"/>
+        <w:sz w:val="20"/>
+      </w:rPr>
+    </w:lvl>
+    <w:lvl w:ilvl="3" w:tentative="1">
+      <w:start w:val="1"/>
+      <w:numFmt w:val="bullet"/>
+      <w:lvlText w:val=""/>
+      <w:lvlJc w:val="left"/>
+      <w:pPr>
+        <w:tabs>
+          <w:tab w:val="num" w:pos="2880"/>
+        </w:tabs>
+        <w:ind w:left="2880" w:hanging="360"/>
+      </w:pPr>
+      <w:rPr>
+        <w:rFonts w:ascii="Wingdings" w:hAnsi="Wingdings" w:hint="default"/>
+        <w:sz w:val="20"/>
+      </w:rPr>
+    </w:lvl>
+    <w:lvl w:ilvl="4" w:tentative="1">
+      <w:start w:val="1"/>
+      <w:numFmt w:val="bullet"/>
+      <w:lvlText w:val=""/>
+      <w:lvlJc w:val="left"/>
+      <w:pPr>
+        <w:tabs>
+          <w:tab w:val="num" w:pos="3600"/>
+        </w:tabs>
+        <w:ind w:left="3600" w:hanging="360"/>
+      </w:pPr>
+      <w:rPr>
+        <w:rFonts w:ascii="Wingdings" w:hAnsi="Wingdings" w:hint="default"/>
+        <w:sz w:val="20"/>
+      </w:rPr>
+    </w:lvl>
+    <w:lvl w:ilvl="5" w:tentative="1">
+      <w:start w:val="1"/>
+      <w:numFmt w:val="bullet"/>
+      <w:lvlText w:val=""/>
+      <w:lvlJc w:val="left"/>
+      <w:pPr>
+        <w:tabs>
+          <w:tab w:val="num" w:pos="4320"/>
+        </w:tabs>
+        <w:ind w:left="4320" w:hanging="360"/>
+      </w:pPr>
+      <w:rPr>
+        <w:rFonts w:ascii="Wingdings" w:hAnsi="Wingdings" w:hint="default"/>
+        <w:sz w:val="20"/>
+      </w:rPr>
+    </w:lvl>
+    <w:lvl w:ilvl="6" w:tentative="1">
+      <w:start w:val="1"/>
+      <w:numFmt w:val="bullet"/>
+      <w:lvlText w:val=""/>
+      <w:lvlJc w:val="left"/>
+      <w:pPr>
+        <w:tabs>
+          <w:tab w:val="num" w:pos="5040"/>
+        </w:tabs>
+        <w:ind w:left="5040" w:hanging="360"/>
+      </w:pPr>
+      <w:rPr>
+        <w:rFonts w:ascii="Wingdings" w:hAnsi="Wingdings" w:hint="default"/>
+        <w:sz w:val="20"/>
+      </w:rPr>
+    </w:lvl>
+    <w:lvl w:ilvl="7" w:tentative="1">
+      <w:start w:val="1"/>
+      <w:numFmt w:val="bullet"/>
+      <w:lvlText w:val=""/>
+      <w:lvlJc w:val="left"/>
+      <w:pPr>
+        <w:tabs>
+          <w:tab w:val="num" w:pos="5760"/>
+        </w:tabs>
+        <w:ind w:left="5760" w:hanging="360"/>
+      </w:pPr>
+      <w:rPr>
+        <w:rFonts w:ascii="Wingdings" w:hAnsi="Wingdings" w:hint="default"/>
+        <w:sz w:val="20"/>
+      </w:rPr>
+    </w:lvl>
+    <w:lvl w:ilvl="8" w:tentative="1">
+      <w:start w:val="1"/>
+      <w:numFmt w:val="bullet"/>
+      <w:lvlText w:val=""/>
+      <w:lvlJc w:val="left"/>
+      <w:pPr>
+        <w:tabs>
+          <w:tab w:val="num" w:pos="6480"/>
+        </w:tabs>
+        <w:ind w:left="6480" w:hanging="360"/>
+      </w:pPr>
+      <w:rPr>
+        <w:rFonts w:ascii="Wingdings" w:hAnsi="Wingdings" w:hint="default"/>
+        <w:sz w:val="20"/>
+      </w:rPr>
+    </w:lvl>
+  </w:abstractNum>
+  <w:abstractNum w:abstractNumId="3" w15:restartNumberingAfterBreak="0">
     <w:nsid w:val="33A167B0"/>
     <w:multiLevelType w:val="hybridMultilevel"/>
     <w:tmpl w:val="53263D72"/>
@@ -1993,11 +4335,321 @@
       </w:rPr>
     </w:lvl>
   </w:abstractNum>
+  <w:abstractNum w:abstractNumId="4" w15:restartNumberingAfterBreak="0">
+    <w:nsid w:val="4E5C64A6"/>
+    <w:multiLevelType w:val="multilevel"/>
+    <w:tmpl w:val="F7B6B6E4"/>
+    <w:lvl w:ilvl="0">
+      <w:start w:val="1"/>
+      <w:numFmt w:val="bullet"/>
+      <w:lvlText w:val=""/>
+      <w:lvlJc w:val="left"/>
+      <w:pPr>
+        <w:tabs>
+          <w:tab w:val="num" w:pos="720"/>
+        </w:tabs>
+        <w:ind w:left="720" w:hanging="360"/>
+      </w:pPr>
+      <w:rPr>
+        <w:rFonts w:ascii="Symbol" w:hAnsi="Symbol" w:hint="default"/>
+        <w:sz w:val="20"/>
+      </w:rPr>
+    </w:lvl>
+    <w:lvl w:ilvl="1" w:tentative="1">
+      <w:start w:val="1"/>
+      <w:numFmt w:val="bullet"/>
+      <w:lvlText w:val="o"/>
+      <w:lvlJc w:val="left"/>
+      <w:pPr>
+        <w:tabs>
+          <w:tab w:val="num" w:pos="1440"/>
+        </w:tabs>
+        <w:ind w:left="1440" w:hanging="360"/>
+      </w:pPr>
+      <w:rPr>
+        <w:rFonts w:ascii="Courier New" w:hAnsi="Courier New" w:hint="default"/>
+        <w:sz w:val="20"/>
+      </w:rPr>
+    </w:lvl>
+    <w:lvl w:ilvl="2" w:tentative="1">
+      <w:start w:val="1"/>
+      <w:numFmt w:val="bullet"/>
+      <w:lvlText w:val=""/>
+      <w:lvlJc w:val="left"/>
+      <w:pPr>
+        <w:tabs>
+          <w:tab w:val="num" w:pos="2160"/>
+        </w:tabs>
+        <w:ind w:left="2160" w:hanging="360"/>
+      </w:pPr>
+      <w:rPr>
+        <w:rFonts w:ascii="Wingdings" w:hAnsi="Wingdings" w:hint="default"/>
+        <w:sz w:val="20"/>
+      </w:rPr>
+    </w:lvl>
+    <w:lvl w:ilvl="3" w:tentative="1">
+      <w:start w:val="1"/>
+      <w:numFmt w:val="bullet"/>
+      <w:lvlText w:val=""/>
+      <w:lvlJc w:val="left"/>
+      <w:pPr>
+        <w:tabs>
+          <w:tab w:val="num" w:pos="2880"/>
+        </w:tabs>
+        <w:ind w:left="2880" w:hanging="360"/>
+      </w:pPr>
+      <w:rPr>
+        <w:rFonts w:ascii="Wingdings" w:hAnsi="Wingdings" w:hint="default"/>
+        <w:sz w:val="20"/>
+      </w:rPr>
+    </w:lvl>
+    <w:lvl w:ilvl="4" w:tentative="1">
+      <w:start w:val="1"/>
+      <w:numFmt w:val="bullet"/>
+      <w:lvlText w:val=""/>
+      <w:lvlJc w:val="left"/>
+      <w:pPr>
+        <w:tabs>
+          <w:tab w:val="num" w:pos="3600"/>
+        </w:tabs>
+        <w:ind w:left="3600" w:hanging="360"/>
+      </w:pPr>
+      <w:rPr>
+        <w:rFonts w:ascii="Wingdings" w:hAnsi="Wingdings" w:hint="default"/>
+        <w:sz w:val="20"/>
+      </w:rPr>
+    </w:lvl>
+    <w:lvl w:ilvl="5" w:tentative="1">
+      <w:start w:val="1"/>
+      <w:numFmt w:val="bullet"/>
+      <w:lvlText w:val=""/>
+      <w:lvlJc w:val="left"/>
+      <w:pPr>
+        <w:tabs>
+          <w:tab w:val="num" w:pos="4320"/>
+        </w:tabs>
+        <w:ind w:left="4320" w:hanging="360"/>
+      </w:pPr>
+      <w:rPr>
+        <w:rFonts w:ascii="Wingdings" w:hAnsi="Wingdings" w:hint="default"/>
+        <w:sz w:val="20"/>
+      </w:rPr>
+    </w:lvl>
+    <w:lvl w:ilvl="6" w:tentative="1">
+      <w:start w:val="1"/>
+      <w:numFmt w:val="bullet"/>
+      <w:lvlText w:val=""/>
+      <w:lvlJc w:val="left"/>
+      <w:pPr>
+        <w:tabs>
+          <w:tab w:val="num" w:pos="5040"/>
+        </w:tabs>
+        <w:ind w:left="5040" w:hanging="360"/>
+      </w:pPr>
+      <w:rPr>
+        <w:rFonts w:ascii="Wingdings" w:hAnsi="Wingdings" w:hint="default"/>
+        <w:sz w:val="20"/>
+      </w:rPr>
+    </w:lvl>
+    <w:lvl w:ilvl="7" w:tentative="1">
+      <w:start w:val="1"/>
+      <w:numFmt w:val="bullet"/>
+      <w:lvlText w:val=""/>
+      <w:lvlJc w:val="left"/>
+      <w:pPr>
+        <w:tabs>
+          <w:tab w:val="num" w:pos="5760"/>
+        </w:tabs>
+        <w:ind w:left="5760" w:hanging="360"/>
+      </w:pPr>
+      <w:rPr>
+        <w:rFonts w:ascii="Wingdings" w:hAnsi="Wingdings" w:hint="default"/>
+        <w:sz w:val="20"/>
+      </w:rPr>
+    </w:lvl>
+    <w:lvl w:ilvl="8" w:tentative="1">
+      <w:start w:val="1"/>
+      <w:numFmt w:val="bullet"/>
+      <w:lvlText w:val=""/>
+      <w:lvlJc w:val="left"/>
+      <w:pPr>
+        <w:tabs>
+          <w:tab w:val="num" w:pos="6480"/>
+        </w:tabs>
+        <w:ind w:left="6480" w:hanging="360"/>
+      </w:pPr>
+      <w:rPr>
+        <w:rFonts w:ascii="Wingdings" w:hAnsi="Wingdings" w:hint="default"/>
+        <w:sz w:val="20"/>
+      </w:rPr>
+    </w:lvl>
+  </w:abstractNum>
+  <w:abstractNum w:abstractNumId="5" w15:restartNumberingAfterBreak="0">
+    <w:nsid w:val="6D6802AF"/>
+    <w:multiLevelType w:val="multilevel"/>
+    <w:tmpl w:val="3BFEF1A6"/>
+    <w:lvl w:ilvl="0">
+      <w:start w:val="1"/>
+      <w:numFmt w:val="bullet"/>
+      <w:lvlText w:val=""/>
+      <w:lvlJc w:val="left"/>
+      <w:pPr>
+        <w:tabs>
+          <w:tab w:val="num" w:pos="720"/>
+        </w:tabs>
+        <w:ind w:left="720" w:hanging="360"/>
+      </w:pPr>
+      <w:rPr>
+        <w:rFonts w:ascii="Symbol" w:hAnsi="Symbol" w:hint="default"/>
+        <w:sz w:val="20"/>
+      </w:rPr>
+    </w:lvl>
+    <w:lvl w:ilvl="1" w:tentative="1">
+      <w:start w:val="1"/>
+      <w:numFmt w:val="bullet"/>
+      <w:lvlText w:val="o"/>
+      <w:lvlJc w:val="left"/>
+      <w:pPr>
+        <w:tabs>
+          <w:tab w:val="num" w:pos="1440"/>
+        </w:tabs>
+        <w:ind w:left="1440" w:hanging="360"/>
+      </w:pPr>
+      <w:rPr>
+        <w:rFonts w:ascii="Courier New" w:hAnsi="Courier New" w:hint="default"/>
+        <w:sz w:val="20"/>
+      </w:rPr>
+    </w:lvl>
+    <w:lvl w:ilvl="2" w:tentative="1">
+      <w:start w:val="1"/>
+      <w:numFmt w:val="bullet"/>
+      <w:lvlText w:val=""/>
+      <w:lvlJc w:val="left"/>
+      <w:pPr>
+        <w:tabs>
+          <w:tab w:val="num" w:pos="2160"/>
+        </w:tabs>
+        <w:ind w:left="2160" w:hanging="360"/>
+      </w:pPr>
+      <w:rPr>
+        <w:rFonts w:ascii="Wingdings" w:hAnsi="Wingdings" w:hint="default"/>
+        <w:sz w:val="20"/>
+      </w:rPr>
+    </w:lvl>
+    <w:lvl w:ilvl="3" w:tentative="1">
+      <w:start w:val="1"/>
+      <w:numFmt w:val="bullet"/>
+      <w:lvlText w:val=""/>
+      <w:lvlJc w:val="left"/>
+      <w:pPr>
+        <w:tabs>
+          <w:tab w:val="num" w:pos="2880"/>
+        </w:tabs>
+        <w:ind w:left="2880" w:hanging="360"/>
+      </w:pPr>
+      <w:rPr>
+        <w:rFonts w:ascii="Wingdings" w:hAnsi="Wingdings" w:hint="default"/>
+        <w:sz w:val="20"/>
+      </w:rPr>
+    </w:lvl>
+    <w:lvl w:ilvl="4" w:tentative="1">
+      <w:start w:val="1"/>
+      <w:numFmt w:val="bullet"/>
+      <w:lvlText w:val=""/>
+      <w:lvlJc w:val="left"/>
+      <w:pPr>
+        <w:tabs>
+          <w:tab w:val="num" w:pos="3600"/>
+        </w:tabs>
+        <w:ind w:left="3600" w:hanging="360"/>
+      </w:pPr>
+      <w:rPr>
+        <w:rFonts w:ascii="Wingdings" w:hAnsi="Wingdings" w:hint="default"/>
+        <w:sz w:val="20"/>
+      </w:rPr>
+    </w:lvl>
+    <w:lvl w:ilvl="5" w:tentative="1">
+      <w:start w:val="1"/>
+      <w:numFmt w:val="bullet"/>
+      <w:lvlText w:val=""/>
+      <w:lvlJc w:val="left"/>
+      <w:pPr>
+        <w:tabs>
+          <w:tab w:val="num" w:pos="4320"/>
+        </w:tabs>
+        <w:ind w:left="4320" w:hanging="360"/>
+      </w:pPr>
+      <w:rPr>
+        <w:rFonts w:ascii="Wingdings" w:hAnsi="Wingdings" w:hint="default"/>
+        <w:sz w:val="20"/>
+      </w:rPr>
+    </w:lvl>
+    <w:lvl w:ilvl="6" w:tentative="1">
+      <w:start w:val="1"/>
+      <w:numFmt w:val="bullet"/>
+      <w:lvlText w:val=""/>
+      <w:lvlJc w:val="left"/>
+      <w:pPr>
+        <w:tabs>
+          <w:tab w:val="num" w:pos="5040"/>
+        </w:tabs>
+        <w:ind w:left="5040" w:hanging="360"/>
+      </w:pPr>
+      <w:rPr>
+        <w:rFonts w:ascii="Wingdings" w:hAnsi="Wingdings" w:hint="default"/>
+        <w:sz w:val="20"/>
+      </w:rPr>
+    </w:lvl>
+    <w:lvl w:ilvl="7" w:tentative="1">
+      <w:start w:val="1"/>
+      <w:numFmt w:val="bullet"/>
+      <w:lvlText w:val=""/>
+      <w:lvlJc w:val="left"/>
+      <w:pPr>
+        <w:tabs>
+          <w:tab w:val="num" w:pos="5760"/>
+        </w:tabs>
+        <w:ind w:left="5760" w:hanging="360"/>
+      </w:pPr>
+      <w:rPr>
+        <w:rFonts w:ascii="Wingdings" w:hAnsi="Wingdings" w:hint="default"/>
+        <w:sz w:val="20"/>
+      </w:rPr>
+    </w:lvl>
+    <w:lvl w:ilvl="8" w:tentative="1">
+      <w:start w:val="1"/>
+      <w:numFmt w:val="bullet"/>
+      <w:lvlText w:val=""/>
+      <w:lvlJc w:val="left"/>
+      <w:pPr>
+        <w:tabs>
+          <w:tab w:val="num" w:pos="6480"/>
+        </w:tabs>
+        <w:ind w:left="6480" w:hanging="360"/>
+      </w:pPr>
+      <w:rPr>
+        <w:rFonts w:ascii="Wingdings" w:hAnsi="Wingdings" w:hint="default"/>
+        <w:sz w:val="20"/>
+      </w:rPr>
+    </w:lvl>
+  </w:abstractNum>
   <w:num w:numId="1" w16cid:durableId="801314142">
     <w:abstractNumId w:val="0"/>
   </w:num>
   <w:num w:numId="2" w16cid:durableId="2056419483">
+    <w:abstractNumId w:val="3"/>
+  </w:num>
+  <w:num w:numId="3" w16cid:durableId="1991977339">
+    <w:abstractNumId w:val="5"/>
+  </w:num>
+  <w:num w:numId="4" w16cid:durableId="1938708168">
     <w:abstractNumId w:val="1"/>
+  </w:num>
+  <w:num w:numId="5" w16cid:durableId="1214732633">
+    <w:abstractNumId w:val="2"/>
+  </w:num>
+  <w:num w:numId="6" w16cid:durableId="1677459690">
+    <w:abstractNumId w:val="4"/>
   </w:num>
 </w:numbering>
 </file>
@@ -2402,7 +5054,7 @@
   <w:style w:type="paragraph" w:default="1" w:styleId="Normal">
     <w:name w:val="Normal"/>
     <w:qFormat/>
-    <w:rsid w:val="00700694"/>
+    <w:rsid w:val="00F44145"/>
     <w:pPr>
       <w:spacing w:after="0" w:line="240" w:lineRule="auto"/>
     </w:pPr>
@@ -2441,7 +5093,6 @@
     <w:next w:val="Normal"/>
     <w:link w:val="Heading2Char"/>
     <w:uiPriority w:val="9"/>
-    <w:semiHidden/>
     <w:unhideWhenUsed/>
     <w:qFormat/>
     <w:rsid w:val="001026C2"/>
@@ -2673,7 +5324,6 @@
     <w:basedOn w:val="DefaultParagraphFont"/>
     <w:link w:val="Heading2"/>
     <w:uiPriority w:val="9"/>
-    <w:semiHidden/>
     <w:rsid w:val="001026C2"/>
     <w:rPr>
       <w:rFonts w:asciiTheme="majorHAnsi" w:eastAsiaTheme="majorEastAsia" w:hAnsiTheme="majorHAnsi" w:cstheme="majorBidi"/>
@@ -2969,6 +5619,24 @@
     <w:rPr>
       <w:b/>
       <w:bCs/>
+    </w:rPr>
+  </w:style>
+  <w:style w:type="character" w:customStyle="1" w:styleId="apple-converted-space">
+    <w:name w:val="apple-converted-space"/>
+    <w:basedOn w:val="DefaultParagraphFont"/>
+    <w:rsid w:val="00CA54FF"/>
+  </w:style>
+  <w:style w:type="character" w:styleId="HTMLCode">
+    <w:name w:val="HTML Code"/>
+    <w:basedOn w:val="DefaultParagraphFont"/>
+    <w:uiPriority w:val="99"/>
+    <w:semiHidden/>
+    <w:unhideWhenUsed/>
+    <w:rsid w:val="00F44145"/>
+    <w:rPr>
+      <w:rFonts w:ascii="Courier New" w:eastAsia="Times New Roman" w:hAnsi="Courier New" w:cs="Courier New"/>
+      <w:sz w:val="20"/>
+      <w:szCs w:val="20"/>
     </w:rPr>
   </w:style>
 </w:styles>
